--- a/Raport_mieszkania.docx
+++ b/Raport_mieszkania.docx
@@ -23,7 +23,7 @@
         <w:pStyle w:val="Date"/>
       </w:pPr>
       <w:r>
-        <w:t xml:space="preserve">24 maj 2026</w:t>
+        <w:t xml:space="preserve">26 maj 2026</w:t>
       </w:r>
     </w:p>
     <w:sdt>
@@ -3243,7 +3243,7 @@
     </w:p>
     <w:bookmarkEnd w:id="56"/>
     <w:bookmarkEnd w:id="57"/>
-    <w:bookmarkStart w:id="63" w:name="modelowanie-ekonometryczne"/>
+    <w:bookmarkStart w:id="65" w:name="modelowanie-ekonometryczne"/>
     <w:p>
       <w:pPr>
         <w:pStyle w:val="Heading1"/>
@@ -3998,8 +3998,56 @@
         </w:tc>
       </w:tr>
     </w:tbl>
+    <w:p>
+      <w:pPr>
+        <w:pStyle w:val="BodyText"/>
+      </w:pPr>
+      <w:r>
+        <w:t xml:space="preserve">Model OLS oszacowany dla liczby mieszkań oddanych do użytkowania charakteryzuje się dobrym dopasowaniem do danych. Wartość współczynnika R² wynosi 0,7787 co</w:t>
+      </w:r>
+      <w:r>
+        <w:t xml:space="preserve"> </w:t>
+      </w:r>
+      <w:r>
+        <w:t xml:space="preserve">oznacza, że model wyjaśnia około 77,9% zmienności zmiennej zależnej. Skorygowany współczynnik determinacji osiągnął poziom 0,7753, co potwierdza dopasowanie</w:t>
+      </w:r>
+      <w:r>
+        <w:t xml:space="preserve"> </w:t>
+      </w:r>
+      <w:r>
+        <w:t xml:space="preserve">modelu do danych, nawet po uwzględnieniu liczby zmiennych objaśniających.</w:t>
+      </w:r>
+      <w:r>
+        <w:t xml:space="preserve"> </w:t>
+      </w:r>
+      <w:r>
+        <w:t xml:space="preserve">Istotność całego modelu została potwierdzona testem F (F = 232,2; p &lt; 0,001), co oznacza że istnieje statycznie istotna zależność między liczbą mieszkań</w:t>
+      </w:r>
+      <w:r>
+        <w:t xml:space="preserve"> </w:t>
+      </w:r>
+      <w:r>
+        <w:t xml:space="preserve">oddanych do użytku a co najmniej jedną ze zmiennych objaśnianych.</w:t>
+      </w:r>
+    </w:p>
+    <w:p>
+      <w:pPr>
+        <w:pStyle w:val="BodyText"/>
+      </w:pPr>
+      <w:r>
+        <w:t xml:space="preserve">Analiza poszczególnych parametrów wskazuje, że istotny dodatni wpływ na liczbę mieszkań oddanych do użytkowania mają nakłady inwestycyjne oraz saldo migracji. W przypadku nakładów inwestycyjnych wzrost o jedną jednostkę powoduje wzrost liczby mieszkań oddanych do użytku o około 2 jednostki, natomiast wzrost salda migracji o jedną jednostkę powoduje przeciętny wzrost liczby mieszkań oddanych do użytku o około 3299 jednostek.</w:t>
+      </w:r>
+    </w:p>
+    <w:p>
+      <w:pPr>
+        <w:pStyle w:val="BodyText"/>
+      </w:pPr>
+      <w:r>
+        <w:t xml:space="preserve">Pozostałe zmienne, tj. wskaźnik urbanizacji, wynagrodzenia i liczba ludności w wieku 25-34 lata okazały się nieistotne statystycznie przy poziomie istotności 0,05.</w:t>
+      </w:r>
+    </w:p>
     <w:bookmarkEnd w:id="58"/>
-    <w:bookmarkStart w:id="59" w:name="X9b0dee971399979442d26dd16c7d1936a1f8f9a"/>
+    <w:bookmarkStart w:id="60" w:name="X9b0dee971399979442d26dd16c7d1936a1f8f9a"/>
     <w:p>
       <w:pPr>
         <w:pStyle w:val="Heading2"/>
@@ -4419,8 +4467,138 @@
         </w:tc>
       </w:tr>
     </w:tbl>
+    <w:bookmarkStart w:id="59" w:name="test-f-dla-efektów-stałych"/>
+    <w:p>
+      <w:pPr>
+        <w:pStyle w:val="Heading3"/>
+      </w:pPr>
+      <w:r>
+        <w:rPr>
+          <w:rStyle w:val="SectionNumber"/>
+        </w:rPr>
+        <w:t xml:space="preserve">6.2.1</w:t>
+      </w:r>
+      <w:r>
+        <w:tab/>
+      </w:r>
+      <w:r>
+        <w:t xml:space="preserve">Test F dla efektów stałych</w:t>
+      </w:r>
+    </w:p>
+    <w:p>
+      <w:pPr>
+        <w:pStyle w:val="FirstParagraph"/>
+      </w:pPr>
+      <w:r>
+        <w:rPr>
+          <w:b/>
+          <w:bCs/>
+        </w:rPr>
+        <w:t xml:space="preserve">H₀:</w:t>
+      </w:r>
+      <w:r>
+        <w:t xml:space="preserve"> </w:t>
+      </w:r>
+      <w:r>
+        <w:t xml:space="preserve">efekty indywidualne są nieistotne — wystarczy pooled OLS.</w:t>
+      </w:r>
+      <w:r>
+        <w:t xml:space="preserve"> </w:t>
+      </w:r>
+      <w:r>
+        <w:rPr>
+          <w:b/>
+          <w:bCs/>
+        </w:rPr>
+        <w:t xml:space="preserve">H₁:</w:t>
+      </w:r>
+      <w:r>
+        <w:t xml:space="preserve"> </w:t>
+      </w:r>
+      <w:r>
+        <w:t xml:space="preserve">efekty indywidualne są istotne — model FE jest właściwszy.</w:t>
+      </w:r>
+    </w:p>
+    <w:p>
+      <w:pPr>
+        <w:pStyle w:val="SourceCode"/>
+      </w:pPr>
+      <w:r>
+        <w:rPr>
+          <w:rStyle w:val="VerbatimChar"/>
+        </w:rPr>
+        <w:t xml:space="preserve">## </w:t>
+      </w:r>
+      <w:r>
+        <w:br/>
+      </w:r>
+      <w:r>
+        <w:rPr>
+          <w:rStyle w:val="VerbatimChar"/>
+        </w:rPr>
+        <w:t xml:space="preserve">##  F test for individual effects</w:t>
+      </w:r>
+      <w:r>
+        <w:br/>
+      </w:r>
+      <w:r>
+        <w:rPr>
+          <w:rStyle w:val="VerbatimChar"/>
+        </w:rPr>
+        <w:t xml:space="preserve">## </w:t>
+      </w:r>
+      <w:r>
+        <w:br/>
+      </w:r>
+      <w:r>
+        <w:rPr>
+          <w:rStyle w:val="VerbatimChar"/>
+        </w:rPr>
+        <w:t xml:space="preserve">## data:  MO ~ WSK_URB + NAKL + WYNAGR + SM + WSK25_34</w:t>
+      </w:r>
+      <w:r>
+        <w:br/>
+      </w:r>
+      <w:r>
+        <w:rPr>
+          <w:rStyle w:val="VerbatimChar"/>
+        </w:rPr>
+        <w:t xml:space="preserve">## F = 69.539, df1 = 15, df2 = 315, p-value &lt; 2.2e-16</w:t>
+      </w:r>
+      <w:r>
+        <w:br/>
+      </w:r>
+      <w:r>
+        <w:rPr>
+          <w:rStyle w:val="VerbatimChar"/>
+        </w:rPr>
+        <w:t xml:space="preserve">## alternative hypothesis: significant effects</w:t>
+      </w:r>
+    </w:p>
+    <w:p>
+      <w:pPr>
+        <w:pStyle w:val="FirstParagraph"/>
+      </w:pPr>
+      <w:r>
+        <w:t xml:space="preserve">Wynik testu F = 69.539 (p = 0) —</w:t>
+      </w:r>
+      <w:r>
+        <w:t xml:space="preserve"> </w:t>
+      </w:r>
+      <w:r>
+        <w:rPr>
+          <w:b/>
+          <w:bCs/>
+        </w:rPr>
+        <w:t xml:space="preserve">odrzucamy H₀</w:t>
+      </w:r>
+      <w:r>
+        <w:t xml:space="preserve">. Efekty stałe są istotne statystycznie, co uzasadnia stosowanie modelu FE zamiast pooled OLS.</w:t>
+      </w:r>
+    </w:p>
     <w:bookmarkEnd w:id="59"/>
-    <w:bookmarkStart w:id="60" w:name="X22d19dcb77d686dc2f0d07025185feefdd2a18c"/>
+    <w:bookmarkEnd w:id="60"/>
+    <w:bookmarkStart w:id="61" w:name="X22d19dcb77d686dc2f0d07025185feefdd2a18c"/>
     <w:p>
       <w:pPr>
         <w:pStyle w:val="Heading2"/>
@@ -4734,8 +4912,8 @@
         <w:t xml:space="preserve">, p-value = 0.563. Autokorelacja przestrzenna w resztach OLS nieistotna — wyniki modeli przestrzennych interpretować ostrożnie.</w:t>
       </w:r>
     </w:p>
-    <w:bookmarkEnd w:id="60"/>
-    <w:bookmarkStart w:id="61" w:name="X0b03c1327731d64ef7a74c56d0d02f188411788"/>
+    <w:bookmarkEnd w:id="61"/>
+    <w:bookmarkStart w:id="63" w:name="X0b03c1327731d64ef7a74c56d0d02f188411788"/>
     <w:p>
       <w:pPr>
         <w:pStyle w:val="Heading2"/>
@@ -5285,8 +5463,715 @@
         <w:t xml:space="preserve">ρ = N/A ≤ 0 — ujemna autokorelacja przestrzenna lub brak efektu spillover.</w:t>
       </w:r>
     </w:p>
-    <w:bookmarkEnd w:id="61"/>
-    <w:bookmarkStart w:id="62" w:name="model-sem-spatial-error-model-panel-fe"/>
+    <w:p>
+      <w:pPr>
+        <w:pStyle w:val="BodyText"/>
+      </w:pPr>
+      <w:r>
+        <w:rPr>
+          <w:b/>
+          <w:bCs/>
+        </w:rPr>
+        <w:t xml:space="preserve">Testowanie istotności autoregresjii przestrzennej:</w:t>
+      </w:r>
+      <w:r>
+        <w:t xml:space="preserve"> </w:t>
+      </w:r>
+      <w:r>
+        <w:t xml:space="preserve">Wartość współczynnika rho wyniosła 0,165, a parametr okazał się statystycznie istotny (p = 0,007). Oznacza to, że</w:t>
+      </w:r>
+      <w:r>
+        <w:t xml:space="preserve"> </w:t>
+      </w:r>
+      <w:r>
+        <w:t xml:space="preserve">występują słabe dodatnie zależności przestrzenne w sąsiednich województwach. Na liczbę oddanych do użytku mieszkań w danym województwie wpływa liczba oddanych do użytku</w:t>
+      </w:r>
+      <w:r>
+        <w:t xml:space="preserve"> </w:t>
+      </w:r>
+      <w:r>
+        <w:t xml:space="preserve">mieszkań w sąsiednim województwie.</w:t>
+      </w:r>
+    </w:p>
+    <w:p>
+      <w:pPr>
+        <w:pStyle w:val="BodyText"/>
+      </w:pPr>
+      <w:r>
+        <w:t xml:space="preserve">Istotność parametrów oceniono na podstawie porównania wartości p z poziomem istotności, wynoszącym 0,05. Wśród istotnych statystycznie zmiennych znalazły się:</w:t>
+      </w:r>
+    </w:p>
+    <w:p>
+      <w:pPr>
+        <w:pStyle w:val="Compact"/>
+        <w:numPr>
+          <w:ilvl w:val="0"/>
+          <w:numId w:val="1002"/>
+        </w:numPr>
+      </w:pPr>
+      <w:r>
+        <w:t xml:space="preserve">wskaźnik urbanizacji - wzrost tego wskaźnika o jedną jednostkę powoduje spadek liczby mieszkań oddanych do użytku o 108,2 tys jednostek,</w:t>
+      </w:r>
+    </w:p>
+    <w:p>
+      <w:pPr>
+        <w:pStyle w:val="Compact"/>
+        <w:numPr>
+          <w:ilvl w:val="0"/>
+          <w:numId w:val="1002"/>
+        </w:numPr>
+      </w:pPr>
+      <w:r>
+        <w:t xml:space="preserve">nakłady inwestycyjne, których wzrost o jedną jednostkę powoduje wzrost liczby mieszkań oddanych do użytku o około 1,22 jednostki, cetris paribus.</w:t>
+      </w:r>
+    </w:p>
+    <w:p>
+      <w:pPr>
+        <w:pStyle w:val="FirstParagraph"/>
+      </w:pPr>
+      <w:r>
+        <w:t xml:space="preserve">Zmienne: wynagrodzenia, saldo migracji i udział osób w wieku 25-34 lata okazały się nieistotne statycznie.</w:t>
+      </w:r>
+    </w:p>
+    <w:bookmarkStart w:id="62" w:name="X234427e8022c0386305760c8d828be8f664440e"/>
+    <w:p>
+      <w:pPr>
+        <w:pStyle w:val="Heading3"/>
+      </w:pPr>
+      <w:r>
+        <w:rPr>
+          <w:rStyle w:val="SectionNumber"/>
+        </w:rPr>
+        <w:t xml:space="preserve">6.4.1</w:t>
+      </w:r>
+      <w:r>
+        <w:tab/>
+      </w:r>
+      <w:r>
+        <w:t xml:space="preserve">Efekty bezpośrednie, pośrednie i całkowite</w:t>
+      </w:r>
+    </w:p>
+    <w:p>
+      <w:pPr>
+        <w:pStyle w:val="FirstParagraph"/>
+      </w:pPr>
+      <w:r>
+        <w:t xml:space="preserve">W modelu SAR współczynniki β</w:t>
+      </w:r>
+      <w:r>
+        <w:t xml:space="preserve"> </w:t>
+      </w:r>
+      <w:r>
+        <w:rPr>
+          <w:b/>
+          <w:bCs/>
+        </w:rPr>
+        <w:t xml:space="preserve">nie są</w:t>
+      </w:r>
+      <w:r>
+        <w:t xml:space="preserve"> </w:t>
+      </w:r>
+      <w:r>
+        <w:t xml:space="preserve">bezpośrednimi efektami marginalnymi. Dekompozycja LeSage i Pace (2009):</w:t>
+      </w:r>
+    </w:p>
+    <w:p>
+      <w:pPr>
+        <w:pStyle w:val="Compact"/>
+        <w:numPr>
+          <w:ilvl w:val="0"/>
+          <w:numId w:val="1003"/>
+        </w:numPr>
+      </w:pPr>
+      <w:r>
+        <w:rPr>
+          <w:b/>
+          <w:bCs/>
+        </w:rPr>
+        <w:t xml:space="preserve">Efekt bezpośredni</w:t>
+      </w:r>
+      <w:r>
+        <w:t xml:space="preserve"> </w:t>
+      </w:r>
+      <w:r>
+        <w:t xml:space="preserve">— wpływ zmiany</w:t>
+      </w:r>
+      <w:r>
+        <w:t xml:space="preserve"> </w:t>
+      </w:r>
+      <m:oMath>
+        <m:sSub>
+          <m:e>
+            <m:r>
+              <m:t>X</m:t>
+            </m:r>
+          </m:e>
+          <m:sub>
+            <m:r>
+              <m:t>i</m:t>
+            </m:r>
+            <m:r>
+              <m:t>k</m:t>
+            </m:r>
+          </m:sub>
+        </m:sSub>
+      </m:oMath>
+      <w:r>
+        <w:t xml:space="preserve"> </w:t>
+      </w:r>
+      <w:r>
+        <w:t xml:space="preserve">na</w:t>
+      </w:r>
+      <w:r>
+        <w:t xml:space="preserve"> </w:t>
+      </w:r>
+      <m:oMath>
+        <m:sSub>
+          <m:e>
+            <m:r>
+              <m:t>Y</m:t>
+            </m:r>
+          </m:e>
+          <m:sub>
+            <m:r>
+              <m:t>i</m:t>
+            </m:r>
+          </m:sub>
+        </m:sSub>
+      </m:oMath>
+      <w:r>
+        <w:t xml:space="preserve"> </w:t>
+      </w:r>
+      <w:r>
+        <w:t xml:space="preserve">(własne województwo),</w:t>
+      </w:r>
+    </w:p>
+    <w:p>
+      <w:pPr>
+        <w:pStyle w:val="Compact"/>
+        <w:numPr>
+          <w:ilvl w:val="0"/>
+          <w:numId w:val="1003"/>
+        </w:numPr>
+      </w:pPr>
+      <w:r>
+        <w:rPr>
+          <w:b/>
+          <w:bCs/>
+        </w:rPr>
+        <w:t xml:space="preserve">Efekt pośredni (spillover)</w:t>
+      </w:r>
+      <w:r>
+        <w:t xml:space="preserve"> </w:t>
+      </w:r>
+      <w:r>
+        <w:t xml:space="preserve">— wpływ na</w:t>
+      </w:r>
+      <w:r>
+        <w:t xml:space="preserve"> </w:t>
+      </w:r>
+      <m:oMath>
+        <m:sSub>
+          <m:e>
+            <m:r>
+              <m:t>Y</m:t>
+            </m:r>
+          </m:e>
+          <m:sub>
+            <m:r>
+              <m:t>j</m:t>
+            </m:r>
+          </m:sub>
+        </m:sSub>
+      </m:oMath>
+      <w:r>
+        <w:t xml:space="preserve"> </w:t>
+      </w:r>
+      <w:r>
+        <w:t xml:space="preserve">sąsiednich województw,</w:t>
+      </w:r>
+    </w:p>
+    <w:p>
+      <w:pPr>
+        <w:pStyle w:val="Compact"/>
+        <w:numPr>
+          <w:ilvl w:val="0"/>
+          <w:numId w:val="1003"/>
+        </w:numPr>
+      </w:pPr>
+      <w:r>
+        <w:rPr>
+          <w:b/>
+          <w:bCs/>
+        </w:rPr>
+        <w:t xml:space="preserve">Efekt całkowity</w:t>
+      </w:r>
+      <w:r>
+        <w:t xml:space="preserve"> </w:t>
+      </w:r>
+      <w:r>
+        <w:t xml:space="preserve">— suma obu.</w:t>
+      </w:r>
+    </w:p>
+    <w:p>
+      <w:pPr>
+        <w:pStyle w:val="TableCaption"/>
+      </w:pPr>
+      <w:r>
+        <w:t xml:space="preserve">Efekty bezpośrednie, pośrednie i całkowite — model SAR (mieszkania)</w:t>
+      </w:r>
+    </w:p>
+    <w:tbl>
+      <w:tblPr>
+        <w:tblStyle w:val="Table"/>
+        <w:tblW w:type="auto" w:w="0"/>
+        <w:tblLook w:firstRow="1" w:lastRow="0" w:firstColumn="0" w:lastColumn="0" w:noHBand="0" w:noVBand="0" w:val="0020"/>
+        <w:tblCaption w:val="Efekty bezpośrednie, pośrednie i całkowite — model SAR (mieszkania)"/>
+      </w:tblPr>
+      <w:tblGrid>
+        <w:gridCol w:w="1584"/>
+        <w:gridCol w:w="1584"/>
+        <w:gridCol w:w="1584"/>
+        <w:gridCol w:w="1584"/>
+        <w:gridCol w:w="1584"/>
+      </w:tblGrid>
+      <w:tr>
+        <w:trPr>
+          <w:tblHeader w:val="on"/>
+        </w:trPr>
+        <w:tc>
+          <w:tcPr/>
+          <w:p>
+            <w:pPr>
+              <w:pStyle w:val="Compact"/>
+            </w:pPr>
+          </w:p>
+        </w:tc>
+        <w:tc>
+          <w:tcPr/>
+          <w:p>
+            <w:pPr>
+              <w:pStyle w:val="Compact"/>
+              <w:jc w:val="left"/>
+            </w:pPr>
+            <w:r>
+              <w:t xml:space="preserve">Zmienna</w:t>
+            </w:r>
+          </w:p>
+        </w:tc>
+        <w:tc>
+          <w:tcPr/>
+          <w:p>
+            <w:pPr>
+              <w:pStyle w:val="Compact"/>
+              <w:jc w:val="right"/>
+            </w:pPr>
+            <w:r>
+              <w:t xml:space="preserve">Bezposredni</w:t>
+            </w:r>
+          </w:p>
+        </w:tc>
+        <w:tc>
+          <w:tcPr/>
+          <w:p>
+            <w:pPr>
+              <w:pStyle w:val="Compact"/>
+              <w:jc w:val="right"/>
+            </w:pPr>
+            <w:r>
+              <w:t xml:space="preserve">Posredni</w:t>
+            </w:r>
+          </w:p>
+        </w:tc>
+        <w:tc>
+          <w:tcPr/>
+          <w:p>
+            <w:pPr>
+              <w:pStyle w:val="Compact"/>
+              <w:jc w:val="right"/>
+            </w:pPr>
+            <w:r>
+              <w:t xml:space="preserve">Calkowity</w:t>
+            </w:r>
+          </w:p>
+        </w:tc>
+      </w:tr>
+      <w:tr>
+        <w:tc>
+          <w:tcPr/>
+          <w:p>
+            <w:pPr>
+              <w:pStyle w:val="Compact"/>
+              <w:jc w:val="left"/>
+            </w:pPr>
+            <w:r>
+              <w:t xml:space="preserve">lambda</w:t>
+            </w:r>
+          </w:p>
+        </w:tc>
+        <w:tc>
+          <w:tcPr/>
+          <w:p>
+            <w:pPr>
+              <w:pStyle w:val="Compact"/>
+              <w:jc w:val="left"/>
+            </w:pPr>
+            <w:r>
+              <w:t xml:space="preserve">lambda</w:t>
+            </w:r>
+          </w:p>
+        </w:tc>
+        <w:tc>
+          <w:tcPr/>
+          <w:p>
+            <w:pPr>
+              <w:pStyle w:val="Compact"/>
+              <w:jc w:val="right"/>
+            </w:pPr>
+            <w:r>
+              <w:t xml:space="preserve">NA</w:t>
+            </w:r>
+          </w:p>
+        </w:tc>
+        <w:tc>
+          <w:tcPr/>
+          <w:p>
+            <w:pPr>
+              <w:pStyle w:val="Compact"/>
+              <w:jc w:val="right"/>
+            </w:pPr>
+            <w:r>
+              <w:t xml:space="preserve">NA</w:t>
+            </w:r>
+          </w:p>
+        </w:tc>
+        <w:tc>
+          <w:tcPr/>
+          <w:p>
+            <w:pPr>
+              <w:pStyle w:val="Compact"/>
+              <w:jc w:val="right"/>
+            </w:pPr>
+            <w:r>
+              <w:t xml:space="preserve">NA</w:t>
+            </w:r>
+          </w:p>
+        </w:tc>
+      </w:tr>
+      <w:tr>
+        <w:tc>
+          <w:tcPr/>
+          <w:p>
+            <w:pPr>
+              <w:pStyle w:val="Compact"/>
+              <w:jc w:val="left"/>
+            </w:pPr>
+            <w:r>
+              <w:t xml:space="preserve">WSK_URB</w:t>
+            </w:r>
+          </w:p>
+        </w:tc>
+        <w:tc>
+          <w:tcPr/>
+          <w:p>
+            <w:pPr>
+              <w:pStyle w:val="Compact"/>
+              <w:jc w:val="left"/>
+            </w:pPr>
+            <w:r>
+              <w:t xml:space="preserve">WSK_URB</w:t>
+            </w:r>
+          </w:p>
+        </w:tc>
+        <w:tc>
+          <w:tcPr/>
+          <w:p>
+            <w:pPr>
+              <w:pStyle w:val="Compact"/>
+              <w:jc w:val="right"/>
+            </w:pPr>
+            <w:r>
+              <w:t xml:space="preserve">NA</w:t>
+            </w:r>
+          </w:p>
+        </w:tc>
+        <w:tc>
+          <w:tcPr/>
+          <w:p>
+            <w:pPr>
+              <w:pStyle w:val="Compact"/>
+              <w:jc w:val="right"/>
+            </w:pPr>
+            <w:r>
+              <w:t xml:space="preserve">NA</w:t>
+            </w:r>
+          </w:p>
+        </w:tc>
+        <w:tc>
+          <w:tcPr/>
+          <w:p>
+            <w:pPr>
+              <w:pStyle w:val="Compact"/>
+              <w:jc w:val="right"/>
+            </w:pPr>
+            <w:r>
+              <w:t xml:space="preserve">NA</w:t>
+            </w:r>
+          </w:p>
+        </w:tc>
+      </w:tr>
+      <w:tr>
+        <w:tc>
+          <w:tcPr/>
+          <w:p>
+            <w:pPr>
+              <w:pStyle w:val="Compact"/>
+              <w:jc w:val="left"/>
+            </w:pPr>
+            <w:r>
+              <w:t xml:space="preserve">NAKL</w:t>
+            </w:r>
+          </w:p>
+        </w:tc>
+        <w:tc>
+          <w:tcPr/>
+          <w:p>
+            <w:pPr>
+              <w:pStyle w:val="Compact"/>
+              <w:jc w:val="left"/>
+            </w:pPr>
+            <w:r>
+              <w:t xml:space="preserve">NAKL</w:t>
+            </w:r>
+          </w:p>
+        </w:tc>
+        <w:tc>
+          <w:tcPr/>
+          <w:p>
+            <w:pPr>
+              <w:pStyle w:val="Compact"/>
+              <w:jc w:val="right"/>
+            </w:pPr>
+            <w:r>
+              <w:t xml:space="preserve">NA</w:t>
+            </w:r>
+          </w:p>
+        </w:tc>
+        <w:tc>
+          <w:tcPr/>
+          <w:p>
+            <w:pPr>
+              <w:pStyle w:val="Compact"/>
+              <w:jc w:val="right"/>
+            </w:pPr>
+            <w:r>
+              <w:t xml:space="preserve">NA</w:t>
+            </w:r>
+          </w:p>
+        </w:tc>
+        <w:tc>
+          <w:tcPr/>
+          <w:p>
+            <w:pPr>
+              <w:pStyle w:val="Compact"/>
+              <w:jc w:val="right"/>
+            </w:pPr>
+            <w:r>
+              <w:t xml:space="preserve">NA</w:t>
+            </w:r>
+          </w:p>
+        </w:tc>
+      </w:tr>
+      <w:tr>
+        <w:tc>
+          <w:tcPr/>
+          <w:p>
+            <w:pPr>
+              <w:pStyle w:val="Compact"/>
+              <w:jc w:val="left"/>
+            </w:pPr>
+            <w:r>
+              <w:t xml:space="preserve">WYNAGR</w:t>
+            </w:r>
+          </w:p>
+        </w:tc>
+        <w:tc>
+          <w:tcPr/>
+          <w:p>
+            <w:pPr>
+              <w:pStyle w:val="Compact"/>
+              <w:jc w:val="left"/>
+            </w:pPr>
+            <w:r>
+              <w:t xml:space="preserve">WYNAGR</w:t>
+            </w:r>
+          </w:p>
+        </w:tc>
+        <w:tc>
+          <w:tcPr/>
+          <w:p>
+            <w:pPr>
+              <w:pStyle w:val="Compact"/>
+              <w:jc w:val="right"/>
+            </w:pPr>
+            <w:r>
+              <w:t xml:space="preserve">NA</w:t>
+            </w:r>
+          </w:p>
+        </w:tc>
+        <w:tc>
+          <w:tcPr/>
+          <w:p>
+            <w:pPr>
+              <w:pStyle w:val="Compact"/>
+              <w:jc w:val="right"/>
+            </w:pPr>
+            <w:r>
+              <w:t xml:space="preserve">NA</w:t>
+            </w:r>
+          </w:p>
+        </w:tc>
+        <w:tc>
+          <w:tcPr/>
+          <w:p>
+            <w:pPr>
+              <w:pStyle w:val="Compact"/>
+              <w:jc w:val="right"/>
+            </w:pPr>
+            <w:r>
+              <w:t xml:space="preserve">NA</w:t>
+            </w:r>
+          </w:p>
+        </w:tc>
+      </w:tr>
+      <w:tr>
+        <w:tc>
+          <w:tcPr/>
+          <w:p>
+            <w:pPr>
+              <w:pStyle w:val="Compact"/>
+              <w:jc w:val="left"/>
+            </w:pPr>
+            <w:r>
+              <w:t xml:space="preserve">SM</w:t>
+            </w:r>
+          </w:p>
+        </w:tc>
+        <w:tc>
+          <w:tcPr/>
+          <w:p>
+            <w:pPr>
+              <w:pStyle w:val="Compact"/>
+              <w:jc w:val="left"/>
+            </w:pPr>
+            <w:r>
+              <w:t xml:space="preserve">SM</w:t>
+            </w:r>
+          </w:p>
+        </w:tc>
+        <w:tc>
+          <w:tcPr/>
+          <w:p>
+            <w:pPr>
+              <w:pStyle w:val="Compact"/>
+              <w:jc w:val="right"/>
+            </w:pPr>
+            <w:r>
+              <w:t xml:space="preserve">NA</w:t>
+            </w:r>
+          </w:p>
+        </w:tc>
+        <w:tc>
+          <w:tcPr/>
+          <w:p>
+            <w:pPr>
+              <w:pStyle w:val="Compact"/>
+              <w:jc w:val="right"/>
+            </w:pPr>
+            <w:r>
+              <w:t xml:space="preserve">NA</w:t>
+            </w:r>
+          </w:p>
+        </w:tc>
+        <w:tc>
+          <w:tcPr/>
+          <w:p>
+            <w:pPr>
+              <w:pStyle w:val="Compact"/>
+              <w:jc w:val="right"/>
+            </w:pPr>
+            <w:r>
+              <w:t xml:space="preserve">NA</w:t>
+            </w:r>
+          </w:p>
+        </w:tc>
+      </w:tr>
+      <w:tr>
+        <w:tc>
+          <w:tcPr/>
+          <w:p>
+            <w:pPr>
+              <w:pStyle w:val="Compact"/>
+              <w:jc w:val="left"/>
+            </w:pPr>
+            <w:r>
+              <w:t xml:space="preserve">WSK25_34</w:t>
+            </w:r>
+          </w:p>
+        </w:tc>
+        <w:tc>
+          <w:tcPr/>
+          <w:p>
+            <w:pPr>
+              <w:pStyle w:val="Compact"/>
+              <w:jc w:val="left"/>
+            </w:pPr>
+            <w:r>
+              <w:t xml:space="preserve">WSK25_34</w:t>
+            </w:r>
+          </w:p>
+        </w:tc>
+        <w:tc>
+          <w:tcPr/>
+          <w:p>
+            <w:pPr>
+              <w:pStyle w:val="Compact"/>
+              <w:jc w:val="right"/>
+            </w:pPr>
+            <w:r>
+              <w:t xml:space="preserve">NA</w:t>
+            </w:r>
+          </w:p>
+        </w:tc>
+        <w:tc>
+          <w:tcPr/>
+          <w:p>
+            <w:pPr>
+              <w:pStyle w:val="Compact"/>
+              <w:jc w:val="right"/>
+            </w:pPr>
+            <w:r>
+              <w:t xml:space="preserve">NA</w:t>
+            </w:r>
+          </w:p>
+        </w:tc>
+        <w:tc>
+          <w:tcPr/>
+          <w:p>
+            <w:pPr>
+              <w:pStyle w:val="Compact"/>
+              <w:jc w:val="right"/>
+            </w:pPr>
+            <w:r>
+              <w:t xml:space="preserve">NA</w:t>
+            </w:r>
+          </w:p>
+        </w:tc>
+      </w:tr>
+    </w:tbl>
+    <w:bookmarkEnd w:id="62"/>
+    <w:bookmarkEnd w:id="63"/>
+    <w:bookmarkStart w:id="64" w:name="model-sem-spatial-error-model-panel-fe"/>
     <w:p>
       <w:pPr>
         <w:pStyle w:val="Heading2"/>
@@ -5878,15 +6763,73 @@
       </w:r>
     </w:p>
     <w:p>
+      <w:pPr>
+        <w:pStyle w:val="BodyText"/>
+      </w:pPr>
+      <w:r>
+        <w:rPr>
+          <w:b/>
+          <w:bCs/>
+        </w:rPr>
+        <w:t xml:space="preserve">Autokorelacja przestrzenna</w:t>
+      </w:r>
+      <w:r>
+        <w:t xml:space="preserve"> </w:t>
+      </w:r>
+      <w:r>
+        <w:t xml:space="preserve">Parametr lambda wyniósł 0,331 i okazał się istotny statystycznie, co oznacza, że po uwzględnieniu zmiennych objaśniających nadal pozostaje zależność przestrzenna.</w:t>
+      </w:r>
+    </w:p>
+    <w:p>
+      <w:pPr>
+        <w:pStyle w:val="BodyText"/>
+      </w:pPr>
+      <w:r>
+        <w:t xml:space="preserve">Spośród analizowanych zmiennych objaśniających istotny wpływ na liczbę oddanych do użytku mieszkań mają:</w:t>
+      </w:r>
+    </w:p>
+    <w:p>
+      <w:pPr>
+        <w:pStyle w:val="Compact"/>
+        <w:numPr>
+          <w:ilvl w:val="0"/>
+          <w:numId w:val="1004"/>
+        </w:numPr>
+      </w:pPr>
+      <w:r>
+        <w:t xml:space="preserve">wskaźnik urbanizacji - wzrost tego wskaźnika o jedną jednostkę, powoduje spadek liczby oddanych mieszkań o około 123,7 tys jednostek,</w:t>
+      </w:r>
+    </w:p>
+    <w:p>
+      <w:pPr>
+        <w:pStyle w:val="Compact"/>
+        <w:numPr>
+          <w:ilvl w:val="0"/>
+          <w:numId w:val="1004"/>
+        </w:numPr>
+      </w:pPr>
+      <w:r>
+        <w:t xml:space="preserve">nakłady inwestycyjne, których wzrost o jedną jednostkę powoduje wzost zmiennej objaśnianej o około 1,23 jednostki, ceteris paribus.</w:t>
+      </w:r>
+    </w:p>
+    <w:p>
+      <w:pPr>
+        <w:pStyle w:val="FirstParagraph"/>
+      </w:pPr>
+      <w:r>
+        <w:t xml:space="preserve">Pozostałe zmienne: wynagrodzenia, saldo migracji i udział osób w wieku 24-35 lat okazały się nieistotne statystycznie.</w:t>
+      </w:r>
+    </w:p>
+    <w:p>
       <w:r>
         <w:pict>
           <v:rect style="width:0;height:1.5pt" o:hralign="center" o:hrstd="t" o:hr="t"/>
         </w:pict>
       </w:r>
     </w:p>
-    <w:bookmarkEnd w:id="62"/>
-    <w:bookmarkEnd w:id="63"/>
-    <w:bookmarkStart w:id="66" w:name="ocena-i-porównanie-modeli"/>
+    <w:bookmarkEnd w:id="64"/>
+    <w:bookmarkEnd w:id="65"/>
+    <w:bookmarkStart w:id="68" w:name="ocena-i-porównanie-modeli"/>
     <w:p>
       <w:pPr>
         <w:pStyle w:val="Heading1"/>
@@ -5904,7 +6847,7 @@
         <w:t xml:space="preserve">Ocena i porównanie modeli</w:t>
       </w:r>
     </w:p>
-    <w:bookmarkStart w:id="64" w:name="tabela-porównawcza"/>
+    <w:bookmarkStart w:id="66" w:name="tabela-porównawcza"/>
     <w:p>
       <w:pPr>
         <w:pStyle w:val="Heading2"/>
@@ -6221,8 +7164,8 @@
         <w:t xml:space="preserve">(AIC = 6040.4). Poprawa względem modelu OLS potwierdza, że uwzględnienie struktury przestrzennej i efektów indywidualnych istotnie zwiększa jakość dopasowania.</w:t>
       </w:r>
     </w:p>
-    <w:bookmarkEnd w:id="64"/>
-    <w:bookmarkStart w:id="65" w:name="test-morana-dla-reszt-modeli"/>
+    <w:bookmarkEnd w:id="66"/>
+    <w:bookmarkStart w:id="67" w:name="test-morana-dla-reszt-modeli"/>
     <w:p>
       <w:pPr>
         <w:pStyle w:val="Heading2"/>
@@ -6431,9 +7374,9 @@
         </w:pict>
       </w:r>
     </w:p>
-    <w:bookmarkEnd w:id="65"/>
-    <w:bookmarkEnd w:id="66"/>
-    <w:bookmarkStart w:id="70" w:name="wnioski-i-rekomendacje"/>
+    <w:bookmarkEnd w:id="67"/>
+    <w:bookmarkEnd w:id="68"/>
+    <w:bookmarkStart w:id="72" w:name="wnioski-i-rekomendacje"/>
     <w:p>
       <w:pPr>
         <w:pStyle w:val="Heading1"/>
@@ -6451,7 +7394,7 @@
         <w:t xml:space="preserve">Wnioski i rekomendacje</w:t>
       </w:r>
     </w:p>
-    <w:bookmarkStart w:id="67" w:name="kluczowe-ustalenia"/>
+    <w:bookmarkStart w:id="69" w:name="kluczowe-ustalenia"/>
     <w:p>
       <w:pPr>
         <w:pStyle w:val="Heading2"/>
@@ -6541,8 +7484,8 @@
         <w:t xml:space="preserve">Testy LM potwierdzają istotność efektów przestrzennych. Parametr przestrzenny (ρ lub λ) jest statystycznie istotny, co oznacza, że modele OLS i FE prowadzą do obciążonych lub nieefektywnych estymatorów. Prawidłowa identyfikacja determinant budownictwa wymaga uwzględnienia struktury przestrzennej.</w:t>
       </w:r>
     </w:p>
-    <w:bookmarkEnd w:id="67"/>
-    <w:bookmarkStart w:id="68" w:name="implikacje-dla-polityki-publicznej"/>
+    <w:bookmarkEnd w:id="69"/>
+    <w:bookmarkStart w:id="70" w:name="implikacje-dla-polityki-publicznej"/>
     <w:p>
       <w:pPr>
         <w:pStyle w:val="Heading2"/>
@@ -6565,7 +7508,7 @@
         <w:pStyle w:val="Compact"/>
         <w:numPr>
           <w:ilvl w:val="0"/>
-          <w:numId w:val="1002"/>
+          <w:numId w:val="1005"/>
         </w:numPr>
       </w:pPr>
       <w:r>
@@ -6584,7 +7527,7 @@
         <w:pStyle w:val="Compact"/>
         <w:numPr>
           <w:ilvl w:val="0"/>
-          <w:numId w:val="1002"/>
+          <w:numId w:val="1005"/>
         </w:numPr>
       </w:pPr>
       <w:r>
@@ -6606,7 +7549,7 @@
         <w:pStyle w:val="Compact"/>
         <w:numPr>
           <w:ilvl w:val="0"/>
-          <w:numId w:val="1002"/>
+          <w:numId w:val="1005"/>
         </w:numPr>
       </w:pPr>
       <w:r>
@@ -6623,8 +7566,8 @@
         <w:t xml:space="preserve">mają efekty ogólnokrajowe, ale ich wpływ na budownictwo jest silnie zróżnicowany przestrzennie — tam, gdzie rynek pracy jest silny (skupiska HH), ożywienie kredytowe szybciej przekłada się na nowe inwestycje.</w:t>
       </w:r>
     </w:p>
-    <w:bookmarkEnd w:id="68"/>
-    <w:bookmarkStart w:id="69" w:name="ograniczenia-analizy"/>
+    <w:bookmarkEnd w:id="70"/>
+    <w:bookmarkStart w:id="71" w:name="ograniczenia-analizy"/>
     <w:p>
       <w:pPr>
         <w:pStyle w:val="Heading2"/>
@@ -6647,7 +7590,7 @@
         <w:pStyle w:val="Compact"/>
         <w:numPr>
           <w:ilvl w:val="0"/>
-          <w:numId w:val="1003"/>
+          <w:numId w:val="1006"/>
         </w:numPr>
       </w:pPr>
       <w:r>
@@ -6659,7 +7602,7 @@
         <w:pStyle w:val="Compact"/>
         <w:numPr>
           <w:ilvl w:val="0"/>
-          <w:numId w:val="1003"/>
+          <w:numId w:val="1006"/>
         </w:numPr>
       </w:pPr>
       <w:r>
@@ -6671,7 +7614,7 @@
         <w:pStyle w:val="Compact"/>
         <w:numPr>
           <w:ilvl w:val="0"/>
-          <w:numId w:val="1003"/>
+          <w:numId w:val="1006"/>
         </w:numPr>
       </w:pPr>
       <w:r>
@@ -6683,7 +7626,7 @@
         <w:pStyle w:val="Compact"/>
         <w:numPr>
           <w:ilvl w:val="0"/>
-          <w:numId w:val="1003"/>
+          <w:numId w:val="1006"/>
         </w:numPr>
       </w:pPr>
       <w:r>
@@ -6695,7 +7638,7 @@
         <w:pStyle w:val="Compact"/>
         <w:numPr>
           <w:ilvl w:val="0"/>
-          <w:numId w:val="1003"/>
+          <w:numId w:val="1006"/>
         </w:numPr>
       </w:pPr>
       <w:r>
@@ -6709,9 +7652,9 @@
         </w:pict>
       </w:r>
     </w:p>
-    <w:bookmarkEnd w:id="69"/>
-    <w:bookmarkEnd w:id="70"/>
-    <w:bookmarkStart w:id="72" w:name="bibliografia"/>
+    <w:bookmarkEnd w:id="71"/>
+    <w:bookmarkEnd w:id="72"/>
+    <w:bookmarkStart w:id="74" w:name="bibliografia"/>
     <w:p>
       <w:pPr>
         <w:pStyle w:val="Heading1"/>
@@ -6865,7 +7808,7 @@
       <w:r>
         <w:t xml:space="preserve"> </w:t>
       </w:r>
-      <w:hyperlink r:id="rId71">
+      <w:hyperlink r:id="rId73">
         <w:r>
           <w:rPr>
             <w:rStyle w:val="Hyperlink"/>
@@ -6974,10 +7917,10 @@
           <w:i/>
           <w:iCs/>
         </w:rPr>
-        <w:t xml:space="preserve">Raport wygenerowano automatycznie w środowisku R 4.3.1 przy użyciu pakietów: splm, spdep, plm, sf, ggplot2. Data: 24.05.2026.</w:t>
-      </w:r>
-    </w:p>
-    <w:bookmarkEnd w:id="72"/>
+        <w:t xml:space="preserve">Raport wygenerowano automatycznie w środowisku R 4.5.3 przy użyciu pakietów: splm, spdep, plm, sf, ggplot2. Data: 26.05.2026.</w:t>
+      </w:r>
+    </w:p>
+    <w:bookmarkEnd w:id="74"/>
     <w:sectPr>
       <w:footnotePr>
         <w:numRestart w:val="eachSect"/>
@@ -7313,6 +8256,15 @@
     <w:abstractNumId w:val="991"/>
   </w:num>
   <w:num w:numId="1003">
+    <w:abstractNumId w:val="991"/>
+  </w:num>
+  <w:num w:numId="1004">
+    <w:abstractNumId w:val="991"/>
+  </w:num>
+  <w:num w:numId="1005">
+    <w:abstractNumId w:val="991"/>
+  </w:num>
+  <w:num w:numId="1006">
     <w:abstractNumId w:val="991"/>
   </w:num>
 </w:numbering>

--- a/Raport_mieszkania.docx
+++ b/Raport_mieszkania.docx
@@ -2689,8 +2689,8 @@
       <w:pPr>
         <w:pStyle w:val="Nagwek1"/>
       </w:pPr>
-      <w:bookmarkStart w:id="0" w:name="wstęp-i-problem-badawczy"/>
-      <w:bookmarkStart w:id="1" w:name="_Toc232527323"/>
+      <w:bookmarkStart w:id="0" w:name="_Toc232527323"/>
+      <w:bookmarkStart w:id="1" w:name="wstęp-i-problem-badawczy"/>
       <w:r>
         <w:rPr>
           <w:rStyle w:val="SectionNumber"/>
@@ -2701,14 +2701,14 @@
         <w:tab/>
         <w:t>Wstęp i problem badawczy</w:t>
       </w:r>
-      <w:bookmarkEnd w:id="1"/>
+      <w:bookmarkEnd w:id="0"/>
     </w:p>
     <w:p>
       <w:pPr>
         <w:pStyle w:val="Nagwek2"/>
       </w:pPr>
-      <w:bookmarkStart w:id="2" w:name="uzasadnienie-wyboru-tematu"/>
-      <w:bookmarkStart w:id="3" w:name="_Toc232527324"/>
+      <w:bookmarkStart w:id="2" w:name="_Toc232527324"/>
+      <w:bookmarkStart w:id="3" w:name="uzasadnienie-wyboru-tematu"/>
       <w:r>
         <w:rPr>
           <w:rStyle w:val="SectionNumber"/>
@@ -2717,33 +2717,25 @@
       </w:r>
       <w:r>
         <w:tab/>
-      </w:r>
-      <w:r>
         <w:t>Uzasadnienie wyboru tematu</w:t>
       </w:r>
+      <w:bookmarkEnd w:id="2"/>
+    </w:p>
+    <w:p>
+      <w:pPr>
+        <w:pStyle w:val="FirstParagraph"/>
+      </w:pPr>
+      <w:r>
+        <w:t>Budownictwo mieszkaniowe jest jednym z kluczowych wskaźników kondycji gospodarczej regionów i jakości życia ich mieszkańców. W Polsce, po transformacji ustrojowej i akcesji do Unii Europejskiej, rynek mieszkaniowy przeszedł głęboką restrukturyzację: liberalizacja dostępu do kredytów hipotecznych (szczególnie po 2004 r.), urbanizacja oraz napływ migrantów wewnętrznych silnie zróżnicowały przestrzenne wzorce budownictwa. Zrozumienie, jakie czynniki determinują liczbę mieszkań oddawanych do użytkowania i czy efekty te mają strukturę przestrzenną, jest istotne zarówno z perspektywy planowania przestrzennego, jak i polityki mieszkaniowej.</w:t>
+      </w:r>
+    </w:p>
+    <w:p>
+      <w:pPr>
+        <w:pStyle w:val="Nagwek2"/>
+      </w:pPr>
+      <w:bookmarkStart w:id="4" w:name="_Toc232527325"/>
+      <w:bookmarkStart w:id="5" w:name="pytania-badawcze"/>
       <w:bookmarkEnd w:id="3"/>
-    </w:p>
-    <w:p>
-      <w:pPr>
-        <w:pStyle w:val="FirstParagraph"/>
-      </w:pPr>
-      <w:r>
-        <w:t>Budownictwo mieszkaniowe jest jednym z kluczowych wskaźników kondycji gospodarczej regionów i jakości życia ich mieszkańców. W Polsce, po transformacji ustrojowej i akcesji do Unii Europejskiej, rynek mieszkaniowy przeszedł głębo</w:t>
-      </w:r>
-      <w:r>
-        <w:t>ką restrukturyzację: liberalizacja dostępu do kredytów hipotecznych (szczególnie po 2004 r.), urbanizacja oraz napływ migrantów wewnętrznych silnie zróżnicowały przestrzenne wzorce budownictwa. Zrozumienie, jakie czynniki determinują liczbę mieszkań oddawa</w:t>
-      </w:r>
-      <w:r>
-        <w:t>nych do użytkowania i czy efekty te mają strukturę przestrzenną, jest istotne zarówno z perspektywy planowania przestrzennego, jak i polityki mieszkaniowej.</w:t>
-      </w:r>
-    </w:p>
-    <w:p>
-      <w:pPr>
-        <w:pStyle w:val="Nagwek2"/>
-      </w:pPr>
-      <w:bookmarkStart w:id="4" w:name="pytania-badawcze"/>
-      <w:bookmarkStart w:id="5" w:name="_Toc232527325"/>
-      <w:bookmarkEnd w:id="2"/>
       <w:r>
         <w:rPr>
           <w:rStyle w:val="SectionNumber"/>
@@ -2754,7 +2746,7 @@
         <w:tab/>
         <w:t>Pytania badawcze</w:t>
       </w:r>
-      <w:bookmarkEnd w:id="5"/>
+      <w:bookmarkEnd w:id="4"/>
     </w:p>
     <w:p>
       <w:pPr>
@@ -2765,10 +2757,7 @@
         </w:numPr>
       </w:pPr>
       <w:r>
-        <w:t>Czy liczba mieszkań oddawanych do użytkowania w polskich województwach wykazuj</w:t>
-      </w:r>
-      <w:r>
-        <w:t>e istotną autokorelację przestrzenną?</w:t>
+        <w:t>Czy liczba mieszkań oddawanych do użytkowania w polskich województwach wykazuje istotną autokorelację przestrzenną?</w:t>
       </w:r>
     </w:p>
     <w:p>
@@ -2804,19 +2793,16 @@
         </w:numPr>
       </w:pPr>
       <w:r>
-        <w:t>Który model przestr</w:t>
-      </w:r>
-      <w:r>
-        <w:t>zenny — SAR czy SEM — lepiej opisuje badane zjawisko?</w:t>
+        <w:t>Który model przestrzenny — SAR czy SEM — lepiej opisuje badane zjawisko?</w:t>
       </w:r>
     </w:p>
     <w:p>
       <w:pPr>
         <w:pStyle w:val="Nagwek2"/>
       </w:pPr>
-      <w:bookmarkStart w:id="6" w:name="poziom-przestrzenny"/>
-      <w:bookmarkStart w:id="7" w:name="_Toc232527326"/>
-      <w:bookmarkEnd w:id="4"/>
+      <w:bookmarkStart w:id="6" w:name="_Toc232527326"/>
+      <w:bookmarkStart w:id="7" w:name="poziom-przestrzenny"/>
+      <w:bookmarkEnd w:id="5"/>
       <w:r>
         <w:rPr>
           <w:rStyle w:val="SectionNumber"/>
@@ -2827,7 +2813,7 @@
         <w:tab/>
         <w:t>Poziom przestrzenny</w:t>
       </w:r>
-      <w:bookmarkEnd w:id="7"/>
+      <w:bookmarkEnd w:id="6"/>
     </w:p>
     <w:p>
       <w:pPr>
@@ -2848,10 +2834,10 @@
       <w:pPr>
         <w:pStyle w:val="Nagwek1"/>
       </w:pPr>
-      <w:bookmarkStart w:id="8" w:name="przegląd-literatury"/>
-      <w:bookmarkStart w:id="9" w:name="_Toc232527327"/>
-      <w:bookmarkEnd w:id="0"/>
-      <w:bookmarkEnd w:id="6"/>
+      <w:bookmarkStart w:id="8" w:name="_Toc232527327"/>
+      <w:bookmarkStart w:id="9" w:name="przegląd-literatury"/>
+      <w:bookmarkEnd w:id="1"/>
+      <w:bookmarkEnd w:id="7"/>
       <w:r>
         <w:rPr>
           <w:rStyle w:val="SectionNumber"/>
@@ -2863,17 +2849,14 @@
         <w:tab/>
         <w:t>Przegląd literatury</w:t>
       </w:r>
-      <w:bookmarkEnd w:id="9"/>
+      <w:bookmarkEnd w:id="8"/>
     </w:p>
     <w:p>
       <w:pPr>
         <w:pStyle w:val="FirstParagraph"/>
       </w:pPr>
       <w:r>
-        <w:t>Problematyka przestrzennych det</w:t>
-      </w:r>
-      <w:r>
-        <w:t>erminant budownictwa mieszkaniowego jest szeroko opisana w literaturze zagranicznej, natomiast analizy z zastosowaniem metod przestrzennych dla Polski są stosunkowo rzadkie.</w:t>
+        <w:t>Problematyka przestrzennych determinant budownictwa mieszkaniowego jest szeroko opisana w literaturze zagranicznej, natomiast analizy z zastosowaniem metod przestrzennych dla Polski są stosunkowo rzadkie.</w:t>
       </w:r>
     </w:p>
     <w:p>
@@ -2888,13 +2871,7 @@
         <w:t>Klasyczne modele popytu mieszkaniowego.</w:t>
       </w:r>
       <w:r>
-        <w:t xml:space="preserve"> Muth (1960) i Mills (1967) wskazali, że po</w:t>
-      </w:r>
-      <w:r>
-        <w:t>pyt na mieszkania zależy od dochodu, cen nieruchomości i kosztów dojazdów. DiPasquale i Wheaton (1994) rozwinęli ramy równowagi rynku mieszkaniowego, uwzględniając stronę podażową. W nowszych badaniach (Glaeser i in., 2006) podkreśla się rolę regulacji zag</w:t>
-      </w:r>
-      <w:r>
-        <w:t>ospodarowania przestrzennego i dostępności kredytów.</w:t>
+        <w:t xml:space="preserve"> Muth (1960) i Mills (1967) wskazali, że popyt na mieszkania zależy od dochodu, cen nieruchomości i kosztów dojazdów. DiPasquale i Wheaton (1994) rozwinęli ramy równowagi rynku mieszkaniowego, uwzględniając stronę podażową. W nowszych badaniach (Glaeser i in., 2006) podkreśla się rolę regulacji zagospodarowania przestrzennego i dostępności kredytów.</w:t>
       </w:r>
     </w:p>
     <w:p>
@@ -2909,10 +2886,7 @@
         <w:t>Czynniki demograficzne.</w:t>
       </w:r>
       <w:r>
-        <w:t xml:space="preserve"> Studia nad polskim rynkiem mieszkaniowym (Cesarski, 2013; Łaszek, 2004) wskazują, że kluczową kohortą kształtującą popyt na mieszkania jest ludność w wieku 25–34 lata — to wiek za</w:t>
-      </w:r>
-      <w:r>
-        <w:t>kładania rodzin i pierwszego zakupu nieruchomości. Saldo migracji wewnętrznych determinuje przestrzenne przesunięcia popytu — województwa o dodatnim saldzie migracji odnotowują wyższy popyt na nowe mieszkania.</w:t>
+        <w:t xml:space="preserve"> Studia nad polskim rynkiem mieszkaniowym (Cesarski, 2013; Łaszek, 2004) wskazują, że kluczową kohortą kształtującą popyt na mieszkania jest ludność w wieku 25–34 lata — to wiek zakładania rodzin i pierwszego zakupu nieruchomości. Saldo migracji wewnętrznych determinuje przestrzenne przesunięcia popytu — województwa o dodatnim saldzie migracji odnotowują wyższy popyt na nowe mieszkania.</w:t>
       </w:r>
     </w:p>
     <w:p>
@@ -2927,10 +2901,7 @@
         <w:t>Ekonometria przestrzenna rynku nieruchomości.</w:t>
       </w:r>
       <w:r>
-        <w:t xml:space="preserve"> </w:t>
-      </w:r>
-      <w:r>
-        <w:t xml:space="preserve">Anselin i Lozano-Gracia (2008) dokonali przeglądu zastosowań ekonometrii przestrzennej w analizie rynku nieruchomości, wskazując na powszechność efektów spillover (SAR) wynikających z lokalnych rynków pracy i infrastruktury. </w:t>
+        <w:t xml:space="preserve"> Anselin i Lozano-Gracia (2008) dokonali przeglądu zastosowań ekonometrii przestrzennej w analizie rynku nieruchomości, wskazując na powszechność efektów spillover (SAR) wynikających z lokalnych rynków pracy i infrastruktury. </w:t>
       </w:r>
     </w:p>
     <w:p>
@@ -2945,13 +2916,7 @@
         <w:t>Hipotezy badawcze.</w:t>
       </w:r>
       <w:r>
-        <w:t xml:space="preserve"> Na podstawie literatury formułujemy następujące hipotezy: (H1) wyższy udział ludności 25–34 zwiększa liczbę</w:t>
-      </w:r>
-      <w:r>
-        <w:t xml:space="preserve"> oddawanych mieszkań; (H2) wyższe wynagrodzenia zwiększają zdolność kredytową i popyt (+); (H3) wyższe nakłady inwestycyjne w sektorze prywatnym stymulują budownictwo (+); (H4) dodatnie saldo migracji generuje popyt na nowe mieszkania (+); (H5) budownictwo</w:t>
-      </w:r>
-      <w:r>
-        <w:t xml:space="preserve"> wykazuje dodatnią autokorelację przestrzenną (skupiska aktywności budowlanej wokół metropolii).</w:t>
+        <w:t xml:space="preserve"> Na podstawie literatury formułujemy następujące hipotezy: (H1) wyższy udział ludności 25–34 zwiększa liczbę oddawanych mieszkań; (H2) wyższe wynagrodzenia zwiększają zdolność kredytową i popyt (+); (H3) wyższe nakłady inwestycyjne w sektorze prywatnym stymulują budownictwo (+); (H4) dodatnie saldo migracji generuje popyt na nowe mieszkania (+); (H5) budownictwo wykazuje dodatnią autokorelację przestrzenną (skupiska aktywności budowlanej wokół metropolii).</w:t>
       </w:r>
     </w:p>
     <w:p>
@@ -2969,7 +2934,7 @@
         </w:rPr>
       </w:pPr>
       <w:bookmarkStart w:id="10" w:name="opis-danych"/>
-      <w:bookmarkEnd w:id="8"/>
+      <w:bookmarkEnd w:id="9"/>
     </w:p>
     <w:p>
       <w:pPr>
@@ -3008,8 +2973,8 @@
       <w:pPr>
         <w:pStyle w:val="Nagwek2"/>
       </w:pPr>
-      <w:bookmarkStart w:id="12" w:name="źródła-i-zmienne"/>
-      <w:bookmarkStart w:id="13" w:name="_Toc232527329"/>
+      <w:bookmarkStart w:id="12" w:name="_Toc232527329"/>
+      <w:bookmarkStart w:id="13" w:name="źródła-i-zmienne"/>
       <w:r>
         <w:rPr>
           <w:rStyle w:val="SectionNumber"/>
@@ -3020,7 +2985,7 @@
         <w:tab/>
         <w:t>Źródła i zmienne</w:t>
       </w:r>
-      <w:bookmarkEnd w:id="13"/>
+      <w:bookmarkEnd w:id="12"/>
     </w:p>
     <w:p>
       <w:pPr>
@@ -3192,10 +3157,7 @@
               <w:t xml:space="preserve">udność w wieku 25–34 lat </w:t>
             </w:r>
             <w:r>
-              <w:t xml:space="preserve">w ogóle społeczeństwa </w:t>
-            </w:r>
-            <w:r>
-              <w:t>[%]</w:t>
+              <w:t>w ogóle społeczeństwa [%]</w:t>
             </w:r>
           </w:p>
         </w:tc>
@@ -3495,7 +3457,7 @@
         </w:rPr>
       </w:pPr>
       <w:bookmarkStart w:id="14" w:name="statystyki-opisowe"/>
-      <w:bookmarkEnd w:id="12"/>
+      <w:bookmarkEnd w:id="13"/>
     </w:p>
     <w:p>
       <w:pPr>
@@ -4255,10 +4217,7 @@
         <w:pStyle w:val="Tekstpodstawowy"/>
       </w:pPr>
       <w:r>
-        <w:t>Liczba mieszkań oddawanych do użytkowania (MO) wykazuje silną prawostronną asymetrię — kilka województw (mazowieckie, małopolskie, wielkopolskie) zdecydowanie dominuje pod względem wolumenu oddawanych miesz</w:t>
-      </w:r>
-      <w:r>
-        <w:t>kań. Odchylenie standardowe stanowi 82% wartości średniej, co świadczy o bardzo dużym zróżnicowaniu regionalnym.</w:t>
+        <w:t>Liczba mieszkań oddawanych do użytkowania (MO) wykazuje silną prawostronną asymetrię — kilka województw (mazowieckie, małopolskie, wielkopolskie) zdecydowanie dominuje pod względem wolumenu oddawanych mieszkań. Odchylenie standardowe stanowi 82% wartości średniej, co świadczy o bardzo dużym zróżnicowaniu regionalnym.</w:t>
       </w:r>
     </w:p>
     <w:p>
@@ -4272,8 +4231,8 @@
       <w:pPr>
         <w:pStyle w:val="Nagwek1"/>
       </w:pPr>
-      <w:bookmarkStart w:id="16" w:name="analiza-opisowa-danych"/>
-      <w:bookmarkStart w:id="17" w:name="_Toc232527331"/>
+      <w:bookmarkStart w:id="16" w:name="_Toc232527331"/>
+      <w:bookmarkStart w:id="17" w:name="analiza-opisowa-danych"/>
       <w:bookmarkEnd w:id="10"/>
       <w:bookmarkEnd w:id="14"/>
       <w:r>
@@ -4286,14 +4245,14 @@
         <w:tab/>
         <w:t>Analiza opisowa danych</w:t>
       </w:r>
-      <w:bookmarkEnd w:id="17"/>
+      <w:bookmarkEnd w:id="16"/>
     </w:p>
     <w:p>
       <w:pPr>
         <w:pStyle w:val="Nagwek2"/>
       </w:pPr>
-      <w:bookmarkStart w:id="18" w:name="X20b522bfcbd0c1accfa1f2eb83cb4daa95153ba"/>
-      <w:bookmarkStart w:id="19" w:name="_Toc232527332"/>
+      <w:bookmarkStart w:id="18" w:name="_Toc232527332"/>
+      <w:bookmarkStart w:id="19" w:name="X20b522bfcbd0c1accfa1f2eb83cb4daa95153ba"/>
       <w:r>
         <w:rPr>
           <w:rStyle w:val="SectionNumber"/>
@@ -4302,11 +4261,9 @@
       </w:r>
       <w:r>
         <w:tab/>
-      </w:r>
-      <w:r>
         <w:t>Przestrzenne zróżnicowanie budownictwa mieszkaniowego — wybrane lata</w:t>
       </w:r>
-      <w:bookmarkEnd w:id="19"/>
+      <w:bookmarkEnd w:id="18"/>
     </w:p>
     <w:p>
       <w:pPr>
@@ -4373,22 +4330,16 @@
       </w:pPr>
       <w:r>
         <w:lastRenderedPageBreak/>
-        <w:t>Układ przestrzenny budownictwa mieszkaniowego jest wyraźnie skoncentrowany wokół największych aglomeracji — mazowieckiej</w:t>
-      </w:r>
-      <w:r>
-        <w:t>, małopolskiej i wielkopolskiej. Województwa wschodniej i północno-wschodniej Polski cechuje znacznie niższa aktywność budowlana. Co istotne, ten wzorzec pogłębiał się w czasie, wskazując na narastającą koncentrację budownictwa w nielicznych centrach wzros</w:t>
-      </w:r>
-      <w:r>
-        <w:t>tu.</w:t>
+        <w:t>Układ przestrzenny budownictwa mieszkaniowego jest wyraźnie skoncentrowany wokół największych aglomeracji — mazowieckiej, małopolskiej i wielkopolskiej. Województwa wschodniej i północno-wschodniej Polski cechuje znacznie niższa aktywność budowlana. Co istotne, ten wzorzec pogłębiał się w czasie, wskazując na narastającą koncentrację budownictwa w nielicznych centrach wzrostu.</w:t>
       </w:r>
     </w:p>
     <w:p>
       <w:pPr>
         <w:pStyle w:val="Nagwek2"/>
       </w:pPr>
-      <w:bookmarkStart w:id="20" w:name="dynamika-w-czasie"/>
-      <w:bookmarkStart w:id="21" w:name="_Toc232527333"/>
-      <w:bookmarkEnd w:id="18"/>
+      <w:bookmarkStart w:id="20" w:name="_Toc232527333"/>
+      <w:bookmarkStart w:id="21" w:name="dynamika-w-czasie"/>
+      <w:bookmarkEnd w:id="19"/>
       <w:r>
         <w:rPr>
           <w:rStyle w:val="SectionNumber"/>
@@ -4399,7 +4350,7 @@
         <w:tab/>
         <w:t>Dynamika w czasie</w:t>
       </w:r>
-      <w:bookmarkEnd w:id="21"/>
+      <w:bookmarkEnd w:id="20"/>
     </w:p>
     <w:p>
       <w:pPr>
@@ -4465,19 +4416,16 @@
         <w:pStyle w:val="Tekstpodstawowy"/>
       </w:pPr>
       <w:r>
-        <w:t xml:space="preserve">Wykres liniowy ilustruje wyraźny kryzys budownictwa mieszkaniowego po 2008 roku (globalny kryzys finansowy i zaostrzenie wymogów kredytowych) oraz silne ożywienie </w:t>
-      </w:r>
-      <w:r>
-        <w:t>po 2015 roku, napędzane m.in. programem Mieszkanie dla Młodych, rekordowo niskimi stopami procentowymi i rosnącymi wynagrodzeniami.</w:t>
+        <w:t>Wykres liniowy ilustruje wyraźny kryzys budownictwa mieszkaniowego po 2008 roku (globalny kryzys finansowy i zaostrzenie wymogów kredytowych) oraz silne ożywienie po 2015 roku, napędzane m.in. programem Mieszkanie dla Młodych, rekordowo niskimi stopami procentowymi i rosnącymi wynagrodzeniami.</w:t>
       </w:r>
     </w:p>
     <w:p>
       <w:pPr>
         <w:pStyle w:val="Nagwek2"/>
       </w:pPr>
-      <w:bookmarkStart w:id="22" w:name="analiza-korelacji"/>
-      <w:bookmarkStart w:id="23" w:name="_Toc232527334"/>
-      <w:bookmarkEnd w:id="20"/>
+      <w:bookmarkStart w:id="22" w:name="_Toc232527334"/>
+      <w:bookmarkStart w:id="23" w:name="analiza-korelacji"/>
+      <w:bookmarkEnd w:id="21"/>
       <w:r>
         <w:rPr>
           <w:rStyle w:val="SectionNumber"/>
@@ -4489,7 +4437,7 @@
         <w:tab/>
         <w:t>Analiza korelacji</w:t>
       </w:r>
-      <w:bookmarkEnd w:id="23"/>
+      <w:bookmarkEnd w:id="22"/>
     </w:p>
     <w:p>
       <w:pPr>
@@ -4555,19 +4503,16 @@
         <w:pStyle w:val="Tekstpodstawowy"/>
       </w:pPr>
       <w:r>
-        <w:t>Macierz korelacji ujawnia silne dodatnie powiązania liczby o</w:t>
-      </w:r>
-      <w:r>
-        <w:t>ddawanych mieszkań z wynagrodzeniami, nakładami inwestycyjnymi i liczebnością kohorty 25–34 lat, co jest zgodne z oczekiwaniami teoretycznymi. Saldo migracji wykazuje umiarkowaną korelację dodatnią — napływ ludności generuje popyt na nowe mieszkania.</w:t>
+        <w:t>Macierz korelacji ujawnia silne dodatnie powiązania liczby oddawanych mieszkań z wynagrodzeniami, nakładami inwestycyjnymi i liczebnością kohorty 25–34 lat, co jest zgodne z oczekiwaniami teoretycznymi. Saldo migracji wykazuje umiarkowaną korelację dodatnią — napływ ludności generuje popyt na nowe mieszkania.</w:t>
       </w:r>
     </w:p>
     <w:p>
       <w:pPr>
         <w:pStyle w:val="Nagwek2"/>
       </w:pPr>
-      <w:bookmarkStart w:id="24" w:name="rozkłady-zmiennych"/>
-      <w:bookmarkStart w:id="25" w:name="_Toc232527335"/>
-      <w:bookmarkEnd w:id="22"/>
+      <w:bookmarkStart w:id="24" w:name="_Toc232527335"/>
+      <w:bookmarkStart w:id="25" w:name="rozkłady-zmiennych"/>
+      <w:bookmarkEnd w:id="23"/>
       <w:r>
         <w:rPr>
           <w:rStyle w:val="SectionNumber"/>
@@ -4577,12 +4522,9 @@
       </w:r>
       <w:r>
         <w:tab/>
-        <w:t>R</w:t>
-      </w:r>
-      <w:r>
-        <w:t>ozkłady zmiennych</w:t>
-      </w:r>
-      <w:bookmarkEnd w:id="25"/>
+        <w:t>Rozkłady zmiennych</w:t>
+      </w:r>
+      <w:bookmarkEnd w:id="24"/>
     </w:p>
     <w:p>
       <w:pPr>
@@ -4654,10 +4596,10 @@
       <w:pPr>
         <w:pStyle w:val="Nagwek1"/>
       </w:pPr>
-      <w:bookmarkStart w:id="26" w:name="X1f306e0a8bfe7f45c7ed4170a295186a8aaf592"/>
-      <w:bookmarkStart w:id="27" w:name="_Toc232527336"/>
-      <w:bookmarkEnd w:id="16"/>
-      <w:bookmarkEnd w:id="24"/>
+      <w:bookmarkStart w:id="26" w:name="_Toc232527336"/>
+      <w:bookmarkStart w:id="27" w:name="X1f306e0a8bfe7f45c7ed4170a295186a8aaf592"/>
+      <w:bookmarkEnd w:id="17"/>
+      <w:bookmarkEnd w:id="25"/>
       <w:r>
         <w:rPr>
           <w:rStyle w:val="SectionNumber"/>
@@ -4668,14 +4610,14 @@
         <w:tab/>
         <w:t>Eksploracyjna analiza danych przestrzennych (ESDA)</w:t>
       </w:r>
-      <w:bookmarkEnd w:id="27"/>
+      <w:bookmarkEnd w:id="26"/>
     </w:p>
     <w:p>
       <w:pPr>
         <w:pStyle w:val="Nagwek2"/>
       </w:pPr>
-      <w:bookmarkStart w:id="28" w:name="X966b38a93b76f7c736e579e4dd52bba16fcbf1c"/>
-      <w:bookmarkStart w:id="29" w:name="_Toc232527337"/>
+      <w:bookmarkStart w:id="28" w:name="_Toc232527337"/>
+      <w:bookmarkStart w:id="29" w:name="X966b38a93b76f7c736e579e4dd52bba16fcbf1c"/>
       <w:r>
         <w:rPr>
           <w:rStyle w:val="SectionNumber"/>
@@ -4686,7 +4628,7 @@
         <w:tab/>
         <w:t>Globalny wskaźnik autokorelacji przestrzennej Morana</w:t>
       </w:r>
-      <w:bookmarkEnd w:id="29"/>
+      <w:bookmarkEnd w:id="28"/>
     </w:p>
     <w:p>
       <w:pPr>
@@ -4776,10 +4718,7 @@
       </w:pPr>
       <w:r>
         <w:lastRenderedPageBreak/>
-        <w:t>Podsumowanie statystyki I Morana dla liczby mieszkań oddany</w:t>
-      </w:r>
-      <w:r>
-        <w:t>ch do użytkowania</w:t>
+        <w:t>Podsumowanie statystyki I Morana dla liczby mieszkań oddanych do użytkowania</w:t>
       </w:r>
     </w:p>
     <w:tbl>
@@ -4923,9 +4862,9 @@
           <w:szCs w:val="24"/>
         </w:rPr>
       </w:pPr>
-      <w:bookmarkStart w:id="30" w:name="wykres-morana"/>
-      <w:bookmarkStart w:id="31" w:name="_Toc232527338"/>
-      <w:bookmarkEnd w:id="28"/>
+      <w:bookmarkStart w:id="30" w:name="_Toc232527338"/>
+      <w:bookmarkStart w:id="31" w:name="wykres-morana"/>
+      <w:bookmarkEnd w:id="29"/>
       <w:r>
         <w:rPr>
           <w:rFonts w:asciiTheme="minorHAnsi" w:eastAsiaTheme="minorHAnsi" w:hAnsiTheme="minorHAnsi" w:cstheme="minorBidi"/>
@@ -4935,7 +4874,7 @@
         </w:rPr>
         <w:t>OPIS WYNIKÓW TESTU</w:t>
       </w:r>
-      <w:bookmarkEnd w:id="31"/>
+      <w:bookmarkEnd w:id="30"/>
     </w:p>
     <w:p>
       <w:pPr>
@@ -5022,9 +4961,9 @@
       <w:pPr>
         <w:pStyle w:val="Nagwek2"/>
       </w:pPr>
-      <w:bookmarkStart w:id="33" w:name="X8f6ac1b311f968589479ca8581961edd61867ca"/>
-      <w:bookmarkStart w:id="34" w:name="_Toc232527340"/>
-      <w:bookmarkEnd w:id="30"/>
+      <w:bookmarkStart w:id="33" w:name="_Toc232527340"/>
+      <w:bookmarkStart w:id="34" w:name="X8f6ac1b311f968589479ca8581961edd61867ca"/>
+      <w:bookmarkEnd w:id="31"/>
       <w:r>
         <w:rPr>
           <w:rStyle w:val="SectionNumber"/>
@@ -5034,11 +4973,9 @@
       </w:r>
       <w:r>
         <w:tab/>
-      </w:r>
-      <w:r>
         <w:t>Lokalne wskaźniki LISA — skupiska przestrzenne</w:t>
       </w:r>
-      <w:bookmarkEnd w:id="34"/>
+      <w:bookmarkEnd w:id="33"/>
     </w:p>
     <w:p>
       <w:pPr>
@@ -6333,13 +6270,7 @@
         <w:rPr>
           <w:color w:val="FF0000"/>
         </w:rPr>
-        <w:t>) odpowiadają województwom o ponadprzeciętnej aktywności budowlanej otoczonym sąsiadami o podobnie wysokiej aktywności — typowo dla aglomeracji miejskich i ich zaplecza. Skupiska LL (cold spots) lokalizują się w regionach o trwale ogr</w:t>
-      </w:r>
-      <w:r>
-        <w:rPr>
-          <w:color w:val="FF0000"/>
-        </w:rPr>
-        <w:t>aniczonej aktywności budowlanej, wynikającej z odpływu ludności i słabszej dynamiki rynku pracy.</w:t>
+        <w:t>) odpowiadają województwom o ponadprzeciętnej aktywności budowlanej otoczonym sąsiadami o podobnie wysokiej aktywności — typowo dla aglomeracji miejskich i ich zaplecza. Skupiska LL (cold spots) lokalizują się w regionach o trwale ograniczonej aktywności budowlanej, wynikającej z odpływu ludności i słabszej dynamiki rynku pracy.</w:t>
       </w:r>
     </w:p>
     <w:p>
@@ -6353,10 +6284,10 @@
       <w:pPr>
         <w:pStyle w:val="Nagwek1"/>
       </w:pPr>
-      <w:bookmarkStart w:id="35" w:name="modelowanie-ekonometryczne"/>
-      <w:bookmarkStart w:id="36" w:name="_Toc232527341"/>
-      <w:bookmarkEnd w:id="26"/>
-      <w:bookmarkEnd w:id="33"/>
+      <w:bookmarkStart w:id="35" w:name="_Toc232527341"/>
+      <w:bookmarkStart w:id="36" w:name="modelowanie-ekonometryczne"/>
+      <w:bookmarkEnd w:id="27"/>
+      <w:bookmarkEnd w:id="34"/>
       <w:r>
         <w:rPr>
           <w:rStyle w:val="SectionNumber"/>
@@ -6367,14 +6298,14 @@
         <w:tab/>
         <w:t>Modelowanie ekonometryczne</w:t>
       </w:r>
-      <w:bookmarkEnd w:id="36"/>
+      <w:bookmarkEnd w:id="35"/>
     </w:p>
     <w:p>
       <w:pPr>
         <w:pStyle w:val="Nagwek2"/>
       </w:pPr>
-      <w:bookmarkStart w:id="37" w:name="model-ols-benchmark"/>
-      <w:bookmarkStart w:id="38" w:name="_Toc232527342"/>
+      <w:bookmarkStart w:id="37" w:name="_Toc232527342"/>
+      <w:bookmarkStart w:id="38" w:name="model-ols-benchmark"/>
       <w:r>
         <w:rPr>
           <w:rStyle w:val="SectionNumber"/>
@@ -6385,7 +6316,7 @@
         <w:tab/>
         <w:t>Model OLS (benchmark)</w:t>
       </w:r>
-      <w:bookmarkEnd w:id="38"/>
+      <w:bookmarkEnd w:id="37"/>
     </w:p>
     <w:p>
       <w:pPr>
@@ -7320,13 +7251,7 @@
         <w:pStyle w:val="Tekstpodstawowy"/>
       </w:pPr>
       <w:r>
-        <w:t>Model OLS oszacowany dla liczby mieszkań oddanych do użytkowania charakteryzuje się dobrym dopasowaniem do danych. Wartość współczynnika R² wynosi 0,7787 co oznacza, że model wyjaśnia około 77,9% zmienności zmiennej zależnej. Skorygowany współczynnik deter</w:t>
-      </w:r>
-      <w:r>
-        <w:t>minacji osiągnął poziom 0,7753, co potwierdza dopasowanie modelu do danych, nawet po uwzględnieniu liczby zmiennych objaśniających. Istotność całego modelu została potwierdzona testem F (F = 232,2; p &lt; 0,001), co oznacza że istnieje statycznie istotna zale</w:t>
-      </w:r>
-      <w:r>
-        <w:t>żność między liczbą mieszkań oddanych do użytku a co najmniej jedną ze zmiennych objaśnianych.</w:t>
+        <w:t>Model OLS oszacowany dla liczby mieszkań oddanych do użytkowania charakteryzuje się dobrym dopasowaniem do danych. Wartość współczynnika R² wynosi 0,7787 co oznacza, że model wyjaśnia około 77,9% zmienności zmiennej zależnej. Skorygowany współczynnik determinacji osiągnął poziom 0,7753, co potwierdza dopasowanie modelu do danych, nawet po uwzględnieniu liczby zmiennych objaśniających. Istotność całego modelu została potwierdzona testem F (F = 232,2; p &lt; 0,001), co oznacza że istnieje statycznie istotna zależność między liczbą mieszkań oddanych do użytku a co najmniej jedną ze zmiennych objaśnianych.</w:t>
       </w:r>
     </w:p>
     <w:p>
@@ -7334,13 +7259,7 @@
         <w:pStyle w:val="Tekstpodstawowy"/>
       </w:pPr>
       <w:r>
-        <w:t xml:space="preserve">Analiza poszczególnych parametrów wskazuje, że istotny dodatni wpływ na liczbę mieszkań oddanych do użytkowania mają nakłady inwestycyjne oraz saldo migracji. W </w:t>
-      </w:r>
-      <w:r>
-        <w:t xml:space="preserve">przypadku nakładów inwestycyjnych wzrost o jedną jednostkę powoduje wzrost liczby mieszkań oddanych do użytku o około 2 jednostki, natomiast wzrost salda migracji o jedną jednostkę powoduje przeciętny wzrost liczby mieszkań oddanych do użytku o około 3299 </w:t>
-      </w:r>
-      <w:r>
-        <w:t>jednostek.</w:t>
+        <w:t>Analiza poszczególnych parametrów wskazuje, że istotny dodatni wpływ na liczbę mieszkań oddanych do użytkowania mają nakłady inwestycyjne oraz saldo migracji. W przypadku nakładów inwestycyjnych wzrost o jedną jednostkę powoduje wzrost liczby mieszkań oddanych do użytku o około 2 jednostki, natomiast wzrost salda migracji o jedną jednostkę powoduje przeciętny wzrost liczby mieszkań oddanych do użytku o około 3299 jednostek.</w:t>
       </w:r>
     </w:p>
     <w:p>
@@ -7355,9 +7274,9 @@
       <w:pPr>
         <w:pStyle w:val="Nagwek2"/>
       </w:pPr>
-      <w:bookmarkStart w:id="39" w:name="X9b0dee971399979442d26dd16c7d1936a1f8f9a"/>
-      <w:bookmarkStart w:id="40" w:name="_Toc232527343"/>
-      <w:bookmarkEnd w:id="37"/>
+      <w:bookmarkStart w:id="39" w:name="_Toc232527343"/>
+      <w:bookmarkStart w:id="40" w:name="X9b0dee971399979442d26dd16c7d1936a1f8f9a"/>
+      <w:bookmarkEnd w:id="38"/>
       <w:r>
         <w:rPr>
           <w:rStyle w:val="SectionNumber"/>
@@ -7369,17 +7288,14 @@
         <w:tab/>
         <w:t>Model panelowy FE (referencja do testów LM)</w:t>
       </w:r>
-      <w:bookmarkEnd w:id="40"/>
+      <w:bookmarkEnd w:id="39"/>
     </w:p>
     <w:p>
       <w:pPr>
         <w:pStyle w:val="FirstParagraph"/>
       </w:pPr>
       <w:r>
-        <w:t>Model efektów stałych kontroluje nieobserwow</w:t>
-      </w:r>
-      <w:r>
-        <w:t>ane, stałe w czasie cechy województw (np. lokalne regulacje planistyczne, dostępność terenów budowlanych, preferencje kulturowe).</w:t>
+        <w:t>Model efektów stałych kontroluje nieobserwowane, stałe w czasie cechy województw (np. lokalne regulacje planistyczne, dostępność terenów budowlanych, preferencje kulturowe).</w:t>
       </w:r>
     </w:p>
     <w:p>
@@ -7835,8 +7751,8 @@
       <w:pPr>
         <w:pStyle w:val="Nagwek3"/>
       </w:pPr>
-      <w:bookmarkStart w:id="41" w:name="test-f-dla-efektów-stałych"/>
-      <w:bookmarkStart w:id="42" w:name="_Toc232527344"/>
+      <w:bookmarkStart w:id="41" w:name="_Toc232527344"/>
+      <w:bookmarkStart w:id="42" w:name="test-f-dla-efektów-stałych"/>
       <w:r>
         <w:rPr>
           <w:rStyle w:val="SectionNumber"/>
@@ -7845,11 +7761,9 @@
       </w:r>
       <w:r>
         <w:tab/>
-      </w:r>
-      <w:r>
         <w:t>Test F dla efektów stałych</w:t>
       </w:r>
-      <w:bookmarkEnd w:id="42"/>
+      <w:bookmarkEnd w:id="41"/>
     </w:p>
     <w:p>
       <w:pPr>
@@ -7920,13 +7834,7 @@
         <w:rPr>
           <w:rStyle w:val="VerbatimChar"/>
         </w:rPr>
-        <w:t xml:space="preserve">## F = </w:t>
-      </w:r>
-      <w:r>
-        <w:rPr>
-          <w:rStyle w:val="VerbatimChar"/>
-        </w:rPr>
-        <w:t>69.539, df1 = 15, df2 = 315, p-value &lt; 2.2e-16</w:t>
+        <w:t>## F = 69.539, df1 = 15, df2 = 315, p-value &lt; 2.2e-16</w:t>
       </w:r>
       <w:r>
         <w:br/>
@@ -7960,10 +7868,10 @@
       <w:pPr>
         <w:pStyle w:val="Nagwek2"/>
       </w:pPr>
-      <w:bookmarkStart w:id="43" w:name="X22d19dcb77d686dc2f0d07025185feefdd2a18c"/>
-      <w:bookmarkStart w:id="44" w:name="_Toc232527345"/>
-      <w:bookmarkEnd w:id="39"/>
-      <w:bookmarkEnd w:id="41"/>
+      <w:bookmarkStart w:id="43" w:name="_Toc232527345"/>
+      <w:bookmarkStart w:id="44" w:name="X22d19dcb77d686dc2f0d07025185feefdd2a18c"/>
+      <w:bookmarkEnd w:id="40"/>
+      <w:bookmarkEnd w:id="42"/>
       <w:r>
         <w:rPr>
           <w:rStyle w:val="SectionNumber"/>
@@ -7972,12 +7880,9 @@
       </w:r>
       <w:r>
         <w:tab/>
-        <w:t>Testy Lagrange Mul</w:t>
-      </w:r>
-      <w:r>
-        <w:t>tiplier — selekcja SAR vs SEM</w:t>
-      </w:r>
-      <w:bookmarkEnd w:id="44"/>
+        <w:t>Testy Lagrange Multiplier — selekcja SAR vs SEM</w:t>
+      </w:r>
+      <w:bookmarkEnd w:id="43"/>
     </w:p>
     <w:p>
       <w:pPr>
@@ -8306,9 +8211,9 @@
       <w:pPr>
         <w:pStyle w:val="Nagwek2"/>
       </w:pPr>
-      <w:bookmarkStart w:id="45" w:name="X0b03c1327731d64ef7a74c56d0d02f188411788"/>
-      <w:bookmarkStart w:id="46" w:name="_Toc232527346"/>
-      <w:bookmarkEnd w:id="43"/>
+      <w:bookmarkStart w:id="45" w:name="_Toc232527346"/>
+      <w:bookmarkStart w:id="46" w:name="X0b03c1327731d64ef7a74c56d0d02f188411788"/>
+      <w:bookmarkEnd w:id="44"/>
       <w:r>
         <w:rPr>
           <w:rStyle w:val="SectionNumber"/>
@@ -8320,17 +8225,14 @@
         <w:tab/>
         <w:t>Model SAR — Spatial Autoregressive Model (panel FE)</w:t>
       </w:r>
-      <w:bookmarkEnd w:id="46"/>
+      <w:bookmarkEnd w:id="45"/>
     </w:p>
     <w:p>
       <w:pPr>
         <w:pStyle w:val="FirstParagraph"/>
       </w:pPr>
       <w:r>
-        <w:t xml:space="preserve">Model SAR zakłada bezpośrednie przestrzenne oddziaływanie między liczbą </w:t>
-      </w:r>
-      <w:r>
-        <w:t>oddawanych mieszkań w sąsiednich województwach (np. przez wspólny rynek pracy deweloperów, efekty demonstracji, przepływ kapitału):</w:t>
+        <w:t>Model SAR zakłada bezpośrednie przestrzenne oddziaływanie między liczbą oddawanych mieszkań w sąsiednich województwach (np. przez wspólny rynek pracy deweloperów, efekty demonstracji, przepływ kapitału):</w:t>
       </w:r>
     </w:p>
     <w:p>
@@ -8582,10 +8484,7 @@
               <w:jc w:val="right"/>
             </w:pPr>
             <w:r>
-              <w:t>Błąd st</w:t>
-            </w:r>
-            <w:r>
-              <w:t>d.</w:t>
+              <w:t>Błąd std.</w:t>
             </w:r>
           </w:p>
         </w:tc>
@@ -8994,10 +8893,7 @@
         <w:t>Testowanie istotności autoregresjii przestrzennej:</w:t>
       </w:r>
       <w:r>
-        <w:t xml:space="preserve"> Wartość współczynnika rho wyniosła 0,165, a parametr okazał się statystycznie istotny (p = 0,007). Ozna</w:t>
-      </w:r>
-      <w:r>
-        <w:t>cza to, że występują słabe dodatnie zależności przestrzenne w sąsiednich województwach. Na liczbę oddanych do użytku mieszkań w danym województwie wpływa liczba oddanych do użytku mieszkań w sąsiednim województwie.</w:t>
+        <w:t xml:space="preserve"> Wartość współczynnika rho wyniosła 0,165, a parametr okazał się statystycznie istotny (p = 0,007). Oznacza to, że występują słabe dodatnie zależności przestrzenne w sąsiednich województwach. Na liczbę oddanych do użytku mieszkań w danym województwie wpływa liczba oddanych do użytku mieszkań w sąsiednim województwie.</w:t>
       </w:r>
     </w:p>
     <w:p>
@@ -9005,10 +8901,7 @@
         <w:pStyle w:val="Tekstpodstawowy"/>
       </w:pPr>
       <w:r>
-        <w:t>Istotność parametrów oceniono na podstawi</w:t>
-      </w:r>
-      <w:r>
-        <w:t>e porównania wartości p z poziomem istotności, wynoszącym 0,05. Wśród istotnych statystycznie zmiennych znalazły się:</w:t>
+        <w:t>Istotność parametrów oceniono na podstawie porównania wartości p z poziomem istotności, wynoszącym 0,05. Wśród istotnych statystycznie zmiennych znalazły się:</w:t>
       </w:r>
     </w:p>
     <w:p>
@@ -9051,7 +8944,7 @@
         </w:rPr>
       </w:pPr>
       <w:bookmarkStart w:id="47" w:name="model-sem-spatial-error-model-panel-fe"/>
-      <w:bookmarkEnd w:id="45"/>
+      <w:bookmarkEnd w:id="46"/>
     </w:p>
     <w:p>
       <w:pPr>
@@ -9365,10 +9258,7 @@
         <w:pStyle w:val="TableCaption"/>
       </w:pPr>
       <w:r>
-        <w:t>Wynik</w:t>
-      </w:r>
-      <w:r>
-        <w:t>i modelu SEM panel FE. lambda = NA | Log-likelihood = -3506.81</w:t>
+        <w:t>Wyniki modelu SEM panel FE. lambda = NA | Log-likelihood = -3506.81</w:t>
       </w:r>
     </w:p>
     <w:tbl>
@@ -9821,10 +9711,7 @@
         <w:t>Autokorelacja przestrzenna</w:t>
       </w:r>
       <w:r>
-        <w:t xml:space="preserve"> </w:t>
-      </w:r>
-      <w:r>
-        <w:t>Parametr lambda wyniósł 0,331 i okazał się istotny statystycznie, co oznacza, że po uwzględnieniu zmiennych objaśniających nadal pozostaje zależność przestrzenna.</w:t>
+        <w:t xml:space="preserve"> Parametr lambda wyniósł 0,331 i okazał się istotny statystycznie, co oznacza, że po uwzględnieniu zmiennych objaśniających nadal pozostaje zależność przestrzenna.</w:t>
       </w:r>
     </w:p>
     <w:p>
@@ -9832,10 +9719,7 @@
         <w:pStyle w:val="Tekstpodstawowy"/>
       </w:pPr>
       <w:r>
-        <w:t>Spośród analizowanych zmiennych objaśniających istotny wpływ na liczbę oddanych do użytku mie</w:t>
-      </w:r>
-      <w:r>
-        <w:t>szkań mają:</w:t>
+        <w:t>Spośród analizowanych zmiennych objaśniających istotny wpływ na liczbę oddanych do użytku mieszkań mają:</w:t>
       </w:r>
     </w:p>
     <w:p>
@@ -9859,10 +9743,7 @@
         </w:numPr>
       </w:pPr>
       <w:r>
-        <w:t>nakłady inwestycyjne, których wzrost o jedną jednostkę powoduje wzost zmiennej objaśnianej o około 1,23 jednostki, ceteris</w:t>
-      </w:r>
-      <w:r>
-        <w:t xml:space="preserve"> paribus.</w:t>
+        <w:t>nakłady inwestycyjne, których wzrost o jedną jednostkę powoduje wzost zmiennej objaśnianej o około 1,23 jednostki, ceteris paribus.</w:t>
       </w:r>
     </w:p>
     <w:p>
@@ -9884,9 +9765,9 @@
       <w:pPr>
         <w:pStyle w:val="Nagwek1"/>
       </w:pPr>
-      <w:bookmarkStart w:id="49" w:name="ocena-i-porównanie-modeli"/>
-      <w:bookmarkStart w:id="50" w:name="_Toc232527348"/>
-      <w:bookmarkEnd w:id="35"/>
+      <w:bookmarkStart w:id="49" w:name="_Toc232527348"/>
+      <w:bookmarkStart w:id="50" w:name="ocena-i-porównanie-modeli"/>
+      <w:bookmarkEnd w:id="36"/>
       <w:bookmarkEnd w:id="47"/>
       <w:r>
         <w:rPr>
@@ -9899,14 +9780,14 @@
         <w:tab/>
         <w:t>Ocena i porównanie modeli</w:t>
       </w:r>
-      <w:bookmarkEnd w:id="50"/>
+      <w:bookmarkEnd w:id="49"/>
     </w:p>
     <w:p>
       <w:pPr>
         <w:pStyle w:val="Nagwek2"/>
       </w:pPr>
-      <w:bookmarkStart w:id="51" w:name="tabela-porównawcza"/>
-      <w:bookmarkStart w:id="52" w:name="_Toc232527349"/>
+      <w:bookmarkStart w:id="51" w:name="_Toc232527349"/>
+      <w:bookmarkStart w:id="52" w:name="tabela-porównawcza"/>
       <w:r>
         <w:rPr>
           <w:rStyle w:val="SectionNumber"/>
@@ -9917,7 +9798,7 @@
         <w:tab/>
         <w:t>Tabela porównawcza</w:t>
       </w:r>
-      <w:bookmarkEnd w:id="52"/>
+      <w:bookmarkEnd w:id="51"/>
     </w:p>
     <w:p>
       <w:pPr>
@@ -9969,10 +9850,7 @@
               <w:jc w:val="right"/>
             </w:pPr>
             <w:r>
-              <w:t>Log</w:t>
-            </w:r>
-            <w:r>
-              <w:t>-likelihood</w:t>
+              <w:t>Log-likelihood</w:t>
             </w:r>
           </w:p>
         </w:tc>
@@ -10251,9 +10129,9 @@
       <w:pPr>
         <w:pStyle w:val="Nagwek2"/>
       </w:pPr>
-      <w:bookmarkStart w:id="53" w:name="test-morana-dla-reszt-modeli"/>
-      <w:bookmarkStart w:id="54" w:name="_Toc232527350"/>
-      <w:bookmarkEnd w:id="51"/>
+      <w:bookmarkStart w:id="53" w:name="_Toc232527350"/>
+      <w:bookmarkStart w:id="54" w:name="test-morana-dla-reszt-modeli"/>
+      <w:bookmarkEnd w:id="52"/>
       <w:r>
         <w:rPr>
           <w:rStyle w:val="SectionNumber"/>
@@ -10264,7 +10142,7 @@
         <w:tab/>
         <w:t>Test Morana dla reszt modeli</w:t>
       </w:r>
-      <w:bookmarkEnd w:id="54"/>
+      <w:bookmarkEnd w:id="53"/>
     </w:p>
     <w:p>
       <w:pPr>
@@ -10481,10 +10359,10 @@
       <w:pPr>
         <w:pStyle w:val="Nagwek1"/>
       </w:pPr>
-      <w:bookmarkStart w:id="55" w:name="wnioski-i-rekomendacje"/>
-      <w:bookmarkStart w:id="56" w:name="_Toc232527351"/>
-      <w:bookmarkEnd w:id="49"/>
-      <w:bookmarkEnd w:id="53"/>
+      <w:bookmarkStart w:id="55" w:name="_Toc232527351"/>
+      <w:bookmarkStart w:id="56" w:name="wnioski-i-rekomendacje"/>
+      <w:bookmarkEnd w:id="50"/>
+      <w:bookmarkEnd w:id="54"/>
       <w:r>
         <w:rPr>
           <w:rStyle w:val="SectionNumber"/>
@@ -10495,14 +10373,14 @@
         <w:tab/>
         <w:t>Wnioski i rekomendacje</w:t>
       </w:r>
-      <w:bookmarkEnd w:id="56"/>
+      <w:bookmarkEnd w:id="55"/>
     </w:p>
     <w:p>
       <w:pPr>
         <w:pStyle w:val="Nagwek2"/>
       </w:pPr>
-      <w:bookmarkStart w:id="57" w:name="kluczowe-ustalenia"/>
-      <w:bookmarkStart w:id="58" w:name="_Toc232527352"/>
+      <w:bookmarkStart w:id="57" w:name="_Toc232527352"/>
+      <w:bookmarkStart w:id="58" w:name="kluczowe-ustalenia"/>
       <w:r>
         <w:rPr>
           <w:rStyle w:val="SectionNumber"/>
@@ -10513,24 +10391,29 @@
         <w:tab/>
         <w:t>Kluczowe ustalenia</w:t>
       </w:r>
-      <w:bookmarkEnd w:id="58"/>
+      <w:bookmarkEnd w:id="57"/>
     </w:p>
     <w:p>
       <w:pPr>
         <w:pStyle w:val="FirstParagraph"/>
       </w:pPr>
+      <w:r>
+        <w:rPr>
+          <w:b/>
+          <w:bCs/>
+          <w:color w:val="FF0000"/>
+        </w:rPr>
+        <w:t>1. Przestrzenna</w:t>
+      </w:r>
       <w:r>
         <w:rPr>
           <w:b/>
           <w:bCs/>
         </w:rPr>
-        <w:t>1. Przestrzenna koncentracja budownictwa.</w:t>
-      </w:r>
-      <w:r>
-        <w:t xml:space="preserve"> Liczba mieszkań oddawanych do użytkowania w Polsce wykazuje ujemną autokorelację przestrzenną (średnie I Morana = -0.3136). Budownictwo koncentruje się w skupiskach wokół największych aglomeracji, podczas gdy regio</w:t>
-      </w:r>
-      <w:r>
-        <w:t>ny wschodniej Polski tworzą trwałe obszary niskiej aktywności budowlanej.</w:t>
+        <w:t xml:space="preserve"> koncentracja budownictwa.</w:t>
+      </w:r>
+      <w:r>
+        <w:t xml:space="preserve"> Liczba mieszkań oddawanych do użytkowania w Polsce wykazuje ujemną autokorelację przestrzenną (średnie I Morana = -0.3136). Budownictwo koncentruje się w skupiskach wokół największych aglomeracji, podczas gdy regiony wschodniej Polski tworzą trwałe obszary niskiej aktywności budowlanej.</w:t>
       </w:r>
     </w:p>
     <w:p>
@@ -10557,10 +10440,7 @@
         <w:t>Sugeruje to subtelny wpływ</w:t>
       </w:r>
       <w:r>
-        <w:t xml:space="preserve"> </w:t>
-      </w:r>
-      <w:r>
-        <w:t>demografii w kształtowaniu popytu na nowe mieszkania.</w:t>
+        <w:t xml:space="preserve"> demografii w kształtowaniu popytu na nowe mieszkania.</w:t>
       </w:r>
     </w:p>
     <w:p>
@@ -10575,13 +10455,7 @@
         <w:t>3. Czynniki ekonomiczne.</w:t>
       </w:r>
       <w:r>
-        <w:t xml:space="preserve"> Wynagrodzeni</w:t>
-      </w:r>
-      <w:r>
-        <w:t>a i nakłady inwestycyjne działają stymulująco na budownictwo, co jest zgodne z teorią popytu mieszkaniowego. Wyższe płace poprawiają zdolność kredytową i popyt efektywny, zaś nakłady inwestycyjne w sektorze prywatnym świadczą o koniunkturze stymulującej ak</w:t>
-      </w:r>
-      <w:r>
-        <w:t>tywność deweloperską.</w:t>
+        <w:t xml:space="preserve"> Wynagrodzenia i nakłady inwestycyjne działają stymulująco na budownictwo, co jest zgodne z teorią popytu mieszkaniowego. Wyższe płace poprawiają zdolność kredytową i popyt efektywny, zaś nakłady inwestycyjne w sektorze prywatnym świadczą o koniunkturze stymulującej aktywność deweloperską.</w:t>
       </w:r>
     </w:p>
     <w:p>
@@ -10597,19 +10471,16 @@
         <w:t>4. Rola efektów przestrzennych.</w:t>
       </w:r>
       <w:r>
-        <w:t xml:space="preserve"> Testy LM potwierdzają istotność efektów przestrzennych. Parametr przestrzenny (ρ lub λ) jest statystycznie istotny, co oznacza, że modele OLS i FE prowadzą do obciążonych lub nieefektywnych estymatorów.</w:t>
-      </w:r>
-      <w:r>
-        <w:t xml:space="preserve"> Prawidłowa identyfikacja determinant budownictwa wymaga uwzględnienia struktury przestrzennej.</w:t>
+        <w:t xml:space="preserve"> Testy LM potwierdzają istotność efektów przestrzennych. Parametr przestrzenny (ρ lub λ) jest statystycznie istotny, co oznacza, że modele OLS i FE prowadzą do obciążonych lub nieefektywnych estymatorów. Prawidłowa identyfikacja determinant budownictwa wymaga uwzględnienia struktury przestrzennej.</w:t>
       </w:r>
     </w:p>
     <w:p>
       <w:pPr>
         <w:pStyle w:val="Nagwek2"/>
       </w:pPr>
-      <w:bookmarkStart w:id="59" w:name="implikacje-dla-polityki-publicznej"/>
-      <w:bookmarkStart w:id="60" w:name="_Toc232527353"/>
-      <w:bookmarkEnd w:id="57"/>
+      <w:bookmarkStart w:id="59" w:name="_Toc232527353"/>
+      <w:bookmarkStart w:id="60" w:name="implikacje-dla-polityki-publicznej"/>
+      <w:bookmarkEnd w:id="58"/>
       <w:r>
         <w:rPr>
           <w:rStyle w:val="SectionNumber"/>
@@ -10628,7 +10499,7 @@
       <w:r>
         <w:t>badania</w:t>
       </w:r>
-      <w:bookmarkEnd w:id="60"/>
+      <w:bookmarkEnd w:id="59"/>
     </w:p>
     <w:p>
       <w:pPr>
@@ -10646,10 +10517,7 @@
         <w:t>Polityka mieszkaniowa powinna być prowadzona na poziomie funkcjonalnych obszarów metropolitalnych</w:t>
       </w:r>
       <w:r>
-        <w:t>, nie tylko administracy</w:t>
-      </w:r>
-      <w:r>
-        <w:t xml:space="preserve">jnych województw. </w:t>
+        <w:t xml:space="preserve">, nie tylko administracyjnych województw. </w:t>
       </w:r>
       <w:r>
         <w:t xml:space="preserve">Rynek </w:t>
@@ -10665,19 +10533,23 @@
           <w:ilvl w:val="0"/>
           <w:numId w:val="6"/>
         </w:numPr>
+        <w:rPr>
+          <w:color w:val="FF0000"/>
+        </w:rPr>
       </w:pPr>
       <w:r>
         <w:rPr>
           <w:b/>
           <w:bCs/>
+          <w:color w:val="FF0000"/>
         </w:rPr>
         <w:t>Wsparcie dla województw LL</w:t>
       </w:r>
       <w:r>
-        <w:t xml:space="preserve"> (zimne plamy) powinno skupiać się na zatrzymaniu i przyciąganiu ludności w wieku produkcyjnym (25–34 lata) — bez tego</w:t>
-      </w:r>
-      <w:r>
-        <w:t xml:space="preserve"> korekty podażowe mają ograniczone przełożenie na aktywność budowlaną.</w:t>
+        <w:rPr>
+          <w:color w:val="FF0000"/>
+        </w:rPr>
+        <w:t xml:space="preserve"> (zimne plamy) powinno skupiać się na zatrzymaniu i przyciąganiu ludności w wieku produkcyjnym (25–34 lata) — bez tego korekty podażowe mają ograniczone przełożenie na aktywność budowlaną.</w:t>
       </w:r>
     </w:p>
     <w:p>
@@ -10696,22 +10568,22 @@
         <w:t>Polityka kredytowa i stopy procentowe</w:t>
       </w:r>
       <w:r>
-        <w:t xml:space="preserve"> mają efekty ogólnokrajowe, ale ich wpływ na budownictwo jest silnie zróżnicowany przestrzennie — tam, gdzie rynek pracy jest silny</w:t>
-      </w:r>
-      <w:r>
-        <w:t>, o</w:t>
-      </w:r>
-      <w:r>
-        <w:t>żywienie kredytowe szybciej przekłada się na nowe inwestycje.</w:t>
+        <w:t xml:space="preserve"> mają efekty ogólnokrajowe, ale ich wpływ na budownictwo jest silnie zróżnicowany przestrzennie — tam, gdzie rynek pracy jest silny, ożywienie kredytowe szybciej przekłada się na nowe </w:t>
+      </w:r>
+      <w:r>
+        <w:rPr>
+          <w:color w:val="FF0000"/>
+        </w:rPr>
+        <w:t>inwestycje.</w:t>
       </w:r>
     </w:p>
     <w:p>
       <w:pPr>
         <w:pStyle w:val="Nagwek2"/>
       </w:pPr>
-      <w:bookmarkStart w:id="61" w:name="ograniczenia-analizy"/>
-      <w:bookmarkStart w:id="62" w:name="_Toc232527354"/>
-      <w:bookmarkEnd w:id="59"/>
+      <w:bookmarkStart w:id="61" w:name="_Toc232527354"/>
+      <w:bookmarkStart w:id="62" w:name="ograniczenia-analizy"/>
+      <w:bookmarkEnd w:id="60"/>
       <w:r>
         <w:rPr>
           <w:rStyle w:val="SectionNumber"/>
@@ -10722,7 +10594,7 @@
         <w:tab/>
         <w:t>Ograniczenia analizy</w:t>
       </w:r>
-      <w:bookmarkEnd w:id="62"/>
+      <w:bookmarkEnd w:id="61"/>
     </w:p>
     <w:p>
       <w:pPr>
@@ -10745,10 +10617,7 @@
         </w:numPr>
       </w:pPr>
       <w:r>
-        <w:t xml:space="preserve">Model nie uwzględnia cen nieruchomości (brak dostępnych danych </w:t>
-      </w:r>
-      <w:r>
-        <w:t>na poziomie województw w długim horyzoncie), które mogą być zmienną endogeniczną.</w:t>
+        <w:t>Model nie uwzględnia cen nieruchomości (brak dostępnych danych na poziomie województw w długim horyzoncie), które mogą być zmienną endogeniczną.</w:t>
       </w:r>
     </w:p>
     <w:p>
@@ -10772,10 +10641,7 @@
         </w:numPr>
       </w:pPr>
       <w:r>
-        <w:t>Nakłady inwestycyjne w sektorze prywatnym obejmują szeroki zakres inwest</w:t>
-      </w:r>
-      <w:r>
-        <w:t>ycji, nie tylko budownictwo mieszkaniowe.</w:t>
+        <w:t>Nakłady inwestycyjne w sektorze prywatnym obejmują szeroki zakres inwestycji, nie tylko budownictwo mieszkaniowe.</w:t>
       </w:r>
     </w:p>
     <w:p>
@@ -10804,10 +10670,10 @@
           <w:color w:val="auto"/>
         </w:rPr>
       </w:pPr>
-      <w:bookmarkStart w:id="63" w:name="bibliografia"/>
-      <w:bookmarkStart w:id="64" w:name="_Toc232527355"/>
-      <w:bookmarkEnd w:id="55"/>
-      <w:bookmarkEnd w:id="61"/>
+      <w:bookmarkStart w:id="63" w:name="_Toc232527355"/>
+      <w:bookmarkStart w:id="64" w:name="bibliografia"/>
+      <w:bookmarkEnd w:id="56"/>
+      <w:bookmarkEnd w:id="62"/>
       <w:r>
         <w:rPr>
           <w:rStyle w:val="SectionNumber"/>
@@ -10822,7 +10688,7 @@
         <w:tab/>
         <w:t>Bibliografia</w:t>
       </w:r>
-      <w:bookmarkEnd w:id="64"/>
+      <w:bookmarkEnd w:id="63"/>
     </w:p>
     <w:p>
       <w:pPr>
@@ -10834,10 +10700,7 @@
       </w:r>
       <w:proofErr w:type="spellEnd"/>
       <w:r>
-        <w:t>, L</w:t>
-      </w:r>
-      <w:r>
-        <w:t xml:space="preserve">., &amp; Lozano-Gracia, N. (2008). Errors in variables and spatial effects in hedonic house price models of ambient air quality. </w:t>
+        <w:t xml:space="preserve">, L., &amp; Lozano-Gracia, N. (2008). Errors in variables and spatial effects in hedonic house price models of ambient air quality. </w:t>
       </w:r>
       <w:r>
         <w:rPr>
@@ -10880,14 +10743,7 @@
           <w:i/>
           <w:iCs/>
         </w:rPr>
-        <w:t>Journal of Ur</w:t>
-      </w:r>
-      <w:r>
-        <w:rPr>
-          <w:i/>
-          <w:iCs/>
-        </w:rPr>
-        <w:t>ban Economics</w:t>
+        <w:t>Journal of Urban Economics</w:t>
       </w:r>
       <w:r>
         <w:t>, 35(1), 1–27.</w:t>
@@ -11088,7 +10944,7 @@
         </w:pict>
       </w:r>
     </w:p>
-    <w:bookmarkEnd w:id="63"/>
+    <w:bookmarkEnd w:id="64"/>
     <w:p>
       <w:pPr>
         <w:pStyle w:val="FirstParagraph"/>
@@ -11581,6 +11437,13 @@
     <w:lsdException w:name="Placeholder Text" w:semiHidden="1"/>
     <w:lsdException w:name="Light Shading"/>
     <w:lsdException w:name="Light List"/>
+    <w:lsdException w:name="Light Grid"/>
+    <w:lsdException w:name="Medium Shading 1"/>
+    <w:lsdException w:name="Medium Shading 2"/>
+    <w:lsdException w:name="Medium List 1"/>
+    <w:lsdException w:name="Medium List 2"/>
+    <w:lsdException w:name="Medium Grid 1"/>
+    <w:lsdException w:name="Medium Grid 2"/>
     <w:lsdException w:name="Medium Grid 3"/>
     <w:lsdException w:name="Dark List"/>
     <w:lsdException w:name="Colorful Shading"/>
